--- a/src/assets/profiles/Eden_Future_Clarity_Staff_Profile_2025.docx
+++ b/src/assets/profiles/Eden_Future_Clarity_Staff_Profile_2025.docx
@@ -1304,6 +1304,9 @@
                 <w:szCs w:val="22"/>
               </w:rPr>
             </w:r>
+            <w:r>
+              <w:t>{%images.RightToWorkShareCode}</w:t>
+            </w:r>
           </w:p>
         </w:tc>
       </w:tr>
@@ -1440,6 +1443,9 @@
                 <w:szCs w:val="22"/>
               </w:rPr>
             </w:r>
+            <w:r>
+              <w:t>{%images.Passport}</w:t>
+            </w:r>
           </w:p>
         </w:tc>
       </w:tr>
@@ -1681,6 +1687,9 @@
                 <w:sz w:val="22"/>
                 <w:szCs w:val="22"/>
               </w:rPr>
+            </w:r>
+            <w:r>
+              <w:t>{%images.EnhancedDbsCertificate}</w:t>
             </w:r>
           </w:p>
         </w:tc>

--- a/src/assets/profiles/Eden_Future_Clarity_Staff_Profile_2025.docx
+++ b/src/assets/profiles/Eden_Future_Clarity_Staff_Profile_2025.docx
@@ -123,13 +123,13 @@
         <w:gridCol w:w="984"/>
         <w:gridCol w:w="984"/>
         <w:gridCol w:w="161"/>
-        <w:gridCol w:w="695"/>
-        <w:gridCol w:w="1693"/>
+        <w:gridCol w:w="694"/>
+        <w:gridCol w:w="1694"/>
         <w:gridCol w:w="347"/>
         <w:gridCol w:w="424"/>
-        <w:gridCol w:w="1437"/>
+        <w:gridCol w:w="1436"/>
         <w:gridCol w:w="689"/>
-        <w:gridCol w:w="2978"/>
+        <w:gridCol w:w="2979"/>
       </w:tblGrid>
       <w:tr>
         <w:trPr>
@@ -202,7 +202,7 @@
         </w:tc>
         <w:tc>
           <w:tcPr>
-            <w:tcW w:w="2126" w:type="dxa"/>
+            <w:tcW w:w="2125" w:type="dxa"/>
             <w:gridSpan w:val="2"/>
             <w:tcBorders>
               <w:top w:val="single" w:sz="4" w:space="0" w:color="000000"/>
@@ -237,7 +237,7 @@
         </w:tc>
         <w:tc>
           <w:tcPr>
-            <w:tcW w:w="2978" w:type="dxa"/>
+            <w:tcW w:w="2979" w:type="dxa"/>
             <w:tcBorders>
               <w:top w:val="single" w:sz="4" w:space="0" w:color="000000"/>
               <w:bottom w:val="single" w:sz="4" w:space="0" w:color="000000"/>
@@ -329,7 +329,7 @@
         </w:tc>
         <w:tc>
           <w:tcPr>
-            <w:tcW w:w="2126" w:type="dxa"/>
+            <w:tcW w:w="2125" w:type="dxa"/>
             <w:gridSpan w:val="2"/>
             <w:tcBorders>
               <w:bottom w:val="single" w:sz="4" w:space="0" w:color="000000"/>
@@ -359,7 +359,7 @@
         </w:tc>
         <w:tc>
           <w:tcPr>
-            <w:tcW w:w="2978" w:type="dxa"/>
+            <w:tcW w:w="2979" w:type="dxa"/>
             <w:tcBorders>
               <w:top w:val="single" w:sz="4" w:space="0" w:color="000000"/>
               <w:bottom w:val="single" w:sz="4" w:space="0" w:color="000000"/>
@@ -453,7 +453,7 @@
         </w:tc>
         <w:tc>
           <w:tcPr>
-            <w:tcW w:w="2126" w:type="dxa"/>
+            <w:tcW w:w="2125" w:type="dxa"/>
             <w:gridSpan w:val="2"/>
             <w:tcBorders>
               <w:bottom w:val="single" w:sz="4" w:space="0" w:color="000000"/>
@@ -483,7 +483,7 @@
         </w:tc>
         <w:tc>
           <w:tcPr>
-            <w:tcW w:w="2978" w:type="dxa"/>
+            <w:tcW w:w="2979" w:type="dxa"/>
             <w:tcBorders>
               <w:top w:val="single" w:sz="4" w:space="0" w:color="000000"/>
               <w:bottom w:val="single" w:sz="4" w:space="0" w:color="000000"/>
@@ -574,7 +574,7 @@
         </w:tc>
         <w:tc>
           <w:tcPr>
-            <w:tcW w:w="2126" w:type="dxa"/>
+            <w:tcW w:w="2125" w:type="dxa"/>
             <w:gridSpan w:val="2"/>
             <w:tcBorders>
               <w:bottom w:val="single" w:sz="4" w:space="0" w:color="000000"/>
@@ -604,7 +604,7 @@
         </w:tc>
         <w:tc>
           <w:tcPr>
-            <w:tcW w:w="2978" w:type="dxa"/>
+            <w:tcW w:w="2979" w:type="dxa"/>
             <w:tcBorders>
               <w:top w:val="single" w:sz="4" w:space="0" w:color="000000"/>
               <w:bottom w:val="single" w:sz="4" w:space="0" w:color="000000"/>
@@ -696,7 +696,7 @@
         </w:tc>
         <w:tc>
           <w:tcPr>
-            <w:tcW w:w="2126" w:type="dxa"/>
+            <w:tcW w:w="2125" w:type="dxa"/>
             <w:gridSpan w:val="2"/>
             <w:tcBorders>
               <w:bottom w:val="single" w:sz="4" w:space="0" w:color="000000"/>
@@ -725,7 +725,7 @@
         </w:tc>
         <w:tc>
           <w:tcPr>
-            <w:tcW w:w="2978" w:type="dxa"/>
+            <w:tcW w:w="2979" w:type="dxa"/>
             <w:tcBorders>
               <w:top w:val="single" w:sz="4" w:space="0" w:color="000000"/>
               <w:bottom w:val="single" w:sz="4" w:space="0" w:color="000000"/>
@@ -759,7 +759,7 @@
         </w:trPr>
         <w:tc>
           <w:tcPr>
-            <w:tcW w:w="6725" w:type="dxa"/>
+            <w:tcW w:w="6724" w:type="dxa"/>
             <w:gridSpan w:val="8"/>
             <w:tcBorders>
               <w:start w:val="single" w:sz="4" w:space="0" w:color="000000"/>
@@ -790,7 +790,7 @@
         </w:tc>
         <w:tc>
           <w:tcPr>
-            <w:tcW w:w="3667" w:type="dxa"/>
+            <w:tcW w:w="3668" w:type="dxa"/>
             <w:gridSpan w:val="2"/>
             <w:tcBorders>
               <w:bottom w:val="single" w:sz="4" w:space="0" w:color="000000"/>
@@ -1006,7 +1006,7 @@
             </w:pPr>
             <w:r>
               <w:rPr>
-                <w:rFonts w:cs="Calibri" w:ascii="Calibri" w:hAnsi="Calibri" w:asciiTheme="minorHAnsi" w:cstheme="minorHAnsi" w:hAnsiTheme="minorHAnsi"/>
+                <w:rFonts w:cs="Calibri" w:cstheme="minorHAnsi"/>
               </w:rPr>
               <w:t>All compliance has been carried out by the agency, as per CQC Regulation 19 (</w:t>
             </w:r>
@@ -1014,14 +1014,14 @@
               <w:r>
                 <w:rPr>
                   <w:rStyle w:val="Hyperlink"/>
-                  <w:rFonts w:cs="Calibri" w:ascii="Calibri" w:hAnsi="Calibri" w:asciiTheme="minorHAnsi" w:cstheme="minorHAnsi" w:hAnsiTheme="minorHAnsi"/>
+                  <w:rFonts w:cs="Calibri" w:cstheme="minorHAnsi"/>
                 </w:rPr>
                 <w:t>https://www.cqc.org.uk/sites/default/files/fid2932547-employment-requirements-regulation-19.pdf</w:t>
               </w:r>
             </w:hyperlink>
             <w:r>
               <w:rPr>
-                <w:rFonts w:cs="Calibri" w:ascii="Calibri" w:hAnsi="Calibri" w:asciiTheme="minorHAnsi" w:cstheme="minorHAnsi" w:hAnsiTheme="minorHAnsi"/>
+                <w:rFonts w:cs="Calibri" w:cstheme="minorHAnsi"/>
               </w:rPr>
               <w:t>), specifically, that the agency, as the employer, holds on record:</w:t>
             </w:r>
@@ -1065,7 +1065,7 @@
         </w:trPr>
         <w:tc>
           <w:tcPr>
-            <w:tcW w:w="2824" w:type="dxa"/>
+            <w:tcW w:w="2823" w:type="dxa"/>
             <w:gridSpan w:val="4"/>
             <w:tcBorders>
               <w:top w:val="single" w:sz="4" w:space="0" w:color="000000"/>
@@ -1101,7 +1101,7 @@
         </w:tc>
         <w:tc>
           <w:tcPr>
-            <w:tcW w:w="2040" w:type="dxa"/>
+            <w:tcW w:w="2041" w:type="dxa"/>
             <w:gridSpan w:val="2"/>
             <w:tcBorders>
               <w:top w:val="single" w:sz="4" w:space="0" w:color="000000"/>
@@ -1175,7 +1175,7 @@
         </w:trPr>
         <w:tc>
           <w:tcPr>
-            <w:tcW w:w="2824" w:type="dxa"/>
+            <w:tcW w:w="2823" w:type="dxa"/>
             <w:gridSpan w:val="4"/>
             <w:tcBorders>
               <w:top w:val="single" w:sz="4" w:space="0" w:color="000000"/>
@@ -1215,7 +1215,7 @@
             </w:pPr>
             <w:r>
               <w:rPr>
-                <w:rFonts w:eastAsia="Times New Roman" w:cs="Calibri" w:ascii="Calibri" w:hAnsi="Calibri" w:asciiTheme="minorHAnsi" w:cstheme="minorHAnsi" w:hAnsiTheme="minorHAnsi"/>
+                <w:rFonts w:eastAsia="Times New Roman" w:cs="Calibri" w:cstheme="minorHAnsi"/>
               </w:rPr>
               <w:t>The individuals’ full right to work in the UK, which has been verified according to the statutory requirements.</w:t>
             </w:r>
@@ -1244,7 +1244,7 @@
         </w:tc>
         <w:tc>
           <w:tcPr>
-            <w:tcW w:w="2040" w:type="dxa"/>
+            <w:tcW w:w="2041" w:type="dxa"/>
             <w:gridSpan w:val="2"/>
             <w:tcBorders>
               <w:top w:val="single" w:sz="4" w:space="0" w:color="000000"/>
@@ -1296,15 +1296,7 @@
               </w:rPr>
             </w:pPr>
             <w:r>
-              <w:rPr>
-                <w:rFonts w:cs="Calibri" w:cstheme="minorHAnsi" w:ascii="Calibri" w:hAnsi="Calibri"/>
-                <w:b/>
-                <w:bCs/>
-                <w:sz w:val="22"/>
-                <w:szCs w:val="22"/>
-              </w:rPr>
-            </w:r>
-            <w:r>
+              <w:rPr/>
               <w:t>{%images.RightToWorkShareCode}</w:t>
             </w:r>
           </w:p>
@@ -1316,7 +1308,7 @@
         </w:trPr>
         <w:tc>
           <w:tcPr>
-            <w:tcW w:w="2824" w:type="dxa"/>
+            <w:tcW w:w="2823" w:type="dxa"/>
             <w:gridSpan w:val="4"/>
             <w:tcBorders>
               <w:top w:val="single" w:sz="4" w:space="0" w:color="000000"/>
@@ -1385,7 +1377,7 @@
         </w:tc>
         <w:tc>
           <w:tcPr>
-            <w:tcW w:w="2040" w:type="dxa"/>
+            <w:tcW w:w="2041" w:type="dxa"/>
             <w:gridSpan w:val="2"/>
             <w:tcBorders>
               <w:top w:val="single" w:sz="4" w:space="0" w:color="000000"/>
@@ -1435,15 +1427,7 @@
               </w:rPr>
             </w:pPr>
             <w:r>
-              <w:rPr>
-                <w:rFonts w:cs="Calibri" w:cstheme="minorHAnsi" w:ascii="Calibri" w:hAnsi="Calibri"/>
-                <w:b/>
-                <w:bCs/>
-                <w:sz w:val="22"/>
-                <w:szCs w:val="22"/>
-              </w:rPr>
-            </w:r>
-            <w:r>
+              <w:rPr/>
               <w:t>{%images.Passport}</w:t>
             </w:r>
           </w:p>
@@ -1455,7 +1439,7 @@
         </w:trPr>
         <w:tc>
           <w:tcPr>
-            <w:tcW w:w="2824" w:type="dxa"/>
+            <w:tcW w:w="2823" w:type="dxa"/>
             <w:gridSpan w:val="4"/>
             <w:tcBorders>
               <w:top w:val="single" w:sz="4" w:space="0" w:color="000000"/>
@@ -1509,7 +1493,7 @@
         </w:tc>
         <w:tc>
           <w:tcPr>
-            <w:tcW w:w="2040" w:type="dxa"/>
+            <w:tcW w:w="2041" w:type="dxa"/>
             <w:gridSpan w:val="2"/>
             <w:tcBorders>
               <w:top w:val="single" w:sz="4" w:space="0" w:color="000000"/>
@@ -1594,7 +1578,7 @@
         </w:trPr>
         <w:tc>
           <w:tcPr>
-            <w:tcW w:w="2824" w:type="dxa"/>
+            <w:tcW w:w="2823" w:type="dxa"/>
             <w:gridSpan w:val="4"/>
             <w:tcBorders>
               <w:top w:val="single" w:sz="4" w:space="0" w:color="000000"/>
@@ -1627,7 +1611,7 @@
         </w:tc>
         <w:tc>
           <w:tcPr>
-            <w:tcW w:w="2040" w:type="dxa"/>
+            <w:tcW w:w="2041" w:type="dxa"/>
             <w:gridSpan w:val="2"/>
             <w:tcBorders>
               <w:top w:val="single" w:sz="4" w:space="0" w:color="000000"/>
@@ -1680,15 +1664,7 @@
               </w:rPr>
             </w:pPr>
             <w:r>
-              <w:rPr>
-                <w:rFonts w:cs="Calibri" w:cstheme="minorHAnsi" w:ascii="Calibri" w:hAnsi="Calibri"/>
-                <w:b/>
-                <w:bCs/>
-                <w:sz w:val="22"/>
-                <w:szCs w:val="22"/>
-              </w:rPr>
-            </w:r>
-            <w:r>
+              <w:rPr/>
               <w:t>{%images.EnhancedDbsCertificate}</w:t>
             </w:r>
           </w:p>
@@ -1700,7 +1676,7 @@
         </w:trPr>
         <w:tc>
           <w:tcPr>
-            <w:tcW w:w="2824" w:type="dxa"/>
+            <w:tcW w:w="2823" w:type="dxa"/>
             <w:gridSpan w:val="4"/>
             <w:tcBorders>
               <w:top w:val="single" w:sz="4" w:space="0" w:color="000000"/>
@@ -1748,7 +1724,7 @@
         </w:tc>
         <w:tc>
           <w:tcPr>
-            <w:tcW w:w="2040" w:type="dxa"/>
+            <w:tcW w:w="2041" w:type="dxa"/>
             <w:gridSpan w:val="2"/>
             <w:tcBorders>
               <w:top w:val="single" w:sz="4" w:space="0" w:color="000000"/>
@@ -1859,7 +1835,7 @@
         </w:trPr>
         <w:tc>
           <w:tcPr>
-            <w:tcW w:w="2824" w:type="dxa"/>
+            <w:tcW w:w="2823" w:type="dxa"/>
             <w:gridSpan w:val="4"/>
             <w:tcBorders>
               <w:top w:val="single" w:sz="4" w:space="0" w:color="000000"/>
@@ -1920,7 +1896,7 @@
         </w:tc>
         <w:tc>
           <w:tcPr>
-            <w:tcW w:w="2040" w:type="dxa"/>
+            <w:tcW w:w="2041" w:type="dxa"/>
             <w:gridSpan w:val="2"/>
             <w:tcBorders>
               <w:top w:val="single" w:sz="4" w:space="0" w:color="000000"/>
@@ -1987,7 +1963,7 @@
         </w:trPr>
         <w:tc>
           <w:tcPr>
-            <w:tcW w:w="2824" w:type="dxa"/>
+            <w:tcW w:w="2823" w:type="dxa"/>
             <w:gridSpan w:val="4"/>
             <w:tcBorders>
               <w:top w:val="single" w:sz="4" w:space="0" w:color="000000"/>
@@ -2027,7 +2003,7 @@
         </w:tc>
         <w:tc>
           <w:tcPr>
-            <w:tcW w:w="2040" w:type="dxa"/>
+            <w:tcW w:w="2041" w:type="dxa"/>
             <w:gridSpan w:val="2"/>
             <w:tcBorders>
               <w:top w:val="single" w:sz="4" w:space="0" w:color="000000"/>
@@ -2095,7 +2071,7 @@
         </w:trPr>
         <w:tc>
           <w:tcPr>
-            <w:tcW w:w="2824" w:type="dxa"/>
+            <w:tcW w:w="2823" w:type="dxa"/>
             <w:gridSpan w:val="4"/>
             <w:tcBorders>
               <w:top w:val="single" w:sz="4" w:space="0" w:color="000000"/>
@@ -2135,7 +2111,7 @@
         </w:tc>
         <w:tc>
           <w:tcPr>
-            <w:tcW w:w="2040" w:type="dxa"/>
+            <w:tcW w:w="2041" w:type="dxa"/>
             <w:gridSpan w:val="2"/>
             <w:tcBorders>
               <w:top w:val="single" w:sz="4" w:space="0" w:color="000000"/>
@@ -2301,7 +2277,7 @@
         </w:trPr>
         <w:tc>
           <w:tcPr>
-            <w:tcW w:w="2824" w:type="dxa"/>
+            <w:tcW w:w="2823" w:type="dxa"/>
             <w:gridSpan w:val="4"/>
             <w:tcBorders>
               <w:top w:val="single" w:sz="4" w:space="0" w:color="000000"/>
@@ -2340,7 +2316,7 @@
         </w:tc>
         <w:tc>
           <w:tcPr>
-            <w:tcW w:w="2040" w:type="dxa"/>
+            <w:tcW w:w="2041" w:type="dxa"/>
             <w:gridSpan w:val="2"/>
             <w:tcBorders>
               <w:top w:val="single" w:sz="4" w:space="0" w:color="000000"/>
@@ -2410,7 +2386,7 @@
         </w:trPr>
         <w:tc>
           <w:tcPr>
-            <w:tcW w:w="2824" w:type="dxa"/>
+            <w:tcW w:w="2823" w:type="dxa"/>
             <w:gridSpan w:val="4"/>
             <w:tcBorders>
               <w:top w:val="single" w:sz="4" w:space="0" w:color="000000"/>
@@ -2449,7 +2425,7 @@
         </w:tc>
         <w:tc>
           <w:tcPr>
-            <w:tcW w:w="2040" w:type="dxa"/>
+            <w:tcW w:w="2041" w:type="dxa"/>
             <w:gridSpan w:val="2"/>
             <w:tcBorders>
               <w:top w:val="single" w:sz="4" w:space="0" w:color="000000"/>
@@ -2518,7 +2494,7 @@
         </w:trPr>
         <w:tc>
           <w:tcPr>
-            <w:tcW w:w="2824" w:type="dxa"/>
+            <w:tcW w:w="2823" w:type="dxa"/>
             <w:gridSpan w:val="4"/>
             <w:tcBorders>
               <w:top w:val="single" w:sz="4" w:space="0" w:color="000000"/>
@@ -2549,7 +2525,7 @@
         </w:tc>
         <w:tc>
           <w:tcPr>
-            <w:tcW w:w="2040" w:type="dxa"/>
+            <w:tcW w:w="2041" w:type="dxa"/>
             <w:gridSpan w:val="2"/>
             <w:tcBorders>
               <w:top w:val="single" w:sz="4" w:space="0" w:color="000000"/>
@@ -2847,7 +2823,7 @@
           <w:tbl>
             <w:tblPr>
               <w:tblStyle w:val="TableGrid"/>
-              <w:tblpPr w:vertAnchor="margin" w:horzAnchor="margin" w:leftFromText="180" w:rightFromText="180" w:tblpX="5" w:tblpY="-1020"/>
+              <w:tblpPr w:vertAnchor="margin" w:horzAnchor="margin" w:leftFromText="180" w:rightFromText="180" w:tblpX="10" w:tblpY="-1020"/>
               <w:tblOverlap w:val="never"/>
               <w:tblW w:w="10166" w:type="dxa"/>
               <w:jc w:val="start"/>
@@ -2862,8 +2838,8 @@
               <w:tblLook w:noHBand="0" w:lastColumn="0" w:firstColumn="1" w:lastRow="0" w:firstRow="1" w:noVBand="1" w:val="04a0"/>
             </w:tblPr>
             <w:tblGrid>
-              <w:gridCol w:w="6795"/>
-              <w:gridCol w:w="706"/>
+              <w:gridCol w:w="6794"/>
+              <w:gridCol w:w="707"/>
               <w:gridCol w:w="706"/>
               <w:gridCol w:w="1959"/>
             </w:tblGrid>
@@ -2873,14 +2849,15 @@
               </w:trPr>
               <w:tc>
                 <w:tcPr>
-                  <w:tcW w:w="6795" w:type="dxa"/>
-                  <w:tcBorders/>
-                  <w:vAlign w:val="center"/>
-                </w:tcPr>
-                <w:p>
-                  <w:pPr>
-                    <w:pStyle w:val="Normal"/>
-                    <w:widowControl/>
+                  <w:tcW w:w="6794" w:type="dxa"/>
+                  <w:tcBorders/>
+                  <w:vAlign w:val="center"/>
+                </w:tcPr>
+                <w:p>
+                  <w:pPr>
+                    <w:pStyle w:val="Normal"/>
+                    <w:widowControl/>
+                    <w:suppressAutoHyphens w:val="true"/>
                     <w:spacing w:before="0" w:after="0"/>
                     <w:jc w:val="start"/>
                     <w:rPr>
@@ -2907,14 +2884,15 @@
               </w:tc>
               <w:tc>
                 <w:tcPr>
-                  <w:tcW w:w="706" w:type="dxa"/>
-                  <w:tcBorders/>
-                  <w:vAlign w:val="center"/>
-                </w:tcPr>
-                <w:p>
-                  <w:pPr>
-                    <w:pStyle w:val="Normal"/>
-                    <w:widowControl/>
+                  <w:tcW w:w="707" w:type="dxa"/>
+                  <w:tcBorders/>
+                  <w:vAlign w:val="center"/>
+                </w:tcPr>
+                <w:p>
+                  <w:pPr>
+                    <w:pStyle w:val="Normal"/>
+                    <w:widowControl/>
+                    <w:suppressAutoHyphens w:val="true"/>
                     <w:spacing w:before="0" w:after="0"/>
                     <w:jc w:val="start"/>
                     <w:rPr>
@@ -2949,6 +2927,7 @@
                   <w:pPr>
                     <w:pStyle w:val="Normal"/>
                     <w:widowControl/>
+                    <w:suppressAutoHyphens w:val="true"/>
                     <w:spacing w:before="0" w:after="0"/>
                     <w:jc w:val="start"/>
                     <w:rPr>
@@ -2983,6 +2962,7 @@
                   <w:pPr>
                     <w:pStyle w:val="Normal"/>
                     <w:widowControl/>
+                    <w:suppressAutoHyphens w:val="true"/>
                     <w:spacing w:before="0" w:after="0"/>
                     <w:jc w:val="start"/>
                     <w:rPr>
@@ -2995,13 +2975,11 @@
                   </w:pPr>
                   <w:r>
                     <w:rPr>
-                      <w:rFonts w:eastAsia="Times New Roman" w:cs="Calibri" w:cstheme="minorHAnsi" w:ascii="Calibri" w:hAnsi="Calibri"/>
+                      <w:rFonts w:cs="Calibri" w:cstheme="minorHAnsi" w:ascii="Calibri" w:hAnsi="Calibri"/>
                       <w:b/>
                       <w:bCs/>
-                      <w:kern w:val="0"/>
-                      <w:sz w:val="22"/>
-                      <w:szCs w:val="22"/>
-                      <w:lang w:bidi="ar-SA"/>
+                      <w:sz w:val="22"/>
+                      <w:szCs w:val="22"/>
                     </w:rPr>
                   </w:r>
                 </w:p>
@@ -3023,6 +3001,7 @@
                   <w:pPr>
                     <w:pStyle w:val="Normal"/>
                     <w:widowControl/>
+                    <w:suppressAutoHyphens w:val="true"/>
                     <w:spacing w:before="0" w:after="0"/>
                     <w:jc w:val="start"/>
                     <w:rPr>
@@ -3050,14 +3029,15 @@
               </w:trPr>
               <w:tc>
                 <w:tcPr>
-                  <w:tcW w:w="6795" w:type="dxa"/>
-                  <w:tcBorders/>
-                  <w:vAlign w:val="center"/>
-                </w:tcPr>
-                <w:p>
-                  <w:pPr>
-                    <w:pStyle w:val="Normal"/>
-                    <w:widowControl/>
+                  <w:tcW w:w="6794" w:type="dxa"/>
+                  <w:tcBorders/>
+                  <w:vAlign w:val="center"/>
+                </w:tcPr>
+                <w:p>
+                  <w:pPr>
+                    <w:pStyle w:val="Normal"/>
+                    <w:widowControl/>
+                    <w:suppressAutoHyphens w:val="true"/>
                     <w:spacing w:before="0" w:after="0"/>
                     <w:jc w:val="start"/>
                     <w:rPr>
@@ -3080,14 +3060,15 @@
               </w:tc>
               <w:tc>
                 <w:tcPr>
-                  <w:tcW w:w="706" w:type="dxa"/>
-                  <w:tcBorders/>
-                  <w:vAlign w:val="center"/>
-                </w:tcPr>
-                <w:p>
-                  <w:pPr>
-                    <w:pStyle w:val="Normal"/>
-                    <w:widowControl/>
+                  <w:tcW w:w="707" w:type="dxa"/>
+                  <w:tcBorders/>
+                  <w:vAlign w:val="center"/>
+                </w:tcPr>
+                <w:p>
+                  <w:pPr>
+                    <w:pStyle w:val="Normal"/>
+                    <w:widowControl/>
+                    <w:suppressAutoHyphens w:val="true"/>
                     <w:spacing w:before="0" w:after="0"/>
                     <w:jc w:val="start"/>
                     <w:rPr>
@@ -3120,6 +3101,7 @@
                   <w:pPr>
                     <w:pStyle w:val="Normal"/>
                     <w:widowControl/>
+                    <w:suppressAutoHyphens w:val="true"/>
                     <w:spacing w:before="0" w:after="0"/>
                     <w:jc w:val="start"/>
                     <w:rPr>
@@ -3151,6 +3133,7 @@
                   <w:pPr>
                     <w:pStyle w:val="Normal"/>
                     <w:widowControl/>
+                    <w:suppressAutoHyphens w:val="true"/>
                     <w:spacing w:before="0" w:after="0"/>
                     <w:jc w:val="start"/>
                     <w:rPr>
@@ -3162,12 +3145,10 @@
                   </w:pPr>
                   <w:r>
                     <w:rPr>
-                      <w:rFonts w:eastAsia="Times New Roman" w:cs="Calibri" w:cstheme="minorHAnsi" w:ascii="Calibri" w:hAnsi="Calibri"/>
+                      <w:rFonts w:cs="Calibri" w:cstheme="minorHAnsi" w:ascii="Calibri" w:hAnsi="Calibri"/>
                       <w:b/>
-                      <w:kern w:val="0"/>
-                      <w:sz w:val="22"/>
-                      <w:szCs w:val="22"/>
-                      <w:lang w:bidi="ar-SA"/>
+                      <w:sz w:val="22"/>
+                      <w:szCs w:val="22"/>
                     </w:rPr>
                   </w:r>
                 </w:p>
@@ -3179,14 +3160,15 @@
               </w:trPr>
               <w:tc>
                 <w:tcPr>
-                  <w:tcW w:w="6795" w:type="dxa"/>
-                  <w:tcBorders/>
-                  <w:vAlign w:val="center"/>
-                </w:tcPr>
-                <w:p>
-                  <w:pPr>
-                    <w:pStyle w:val="Normal"/>
-                    <w:widowControl/>
+                  <w:tcW w:w="6794" w:type="dxa"/>
+                  <w:tcBorders/>
+                  <w:vAlign w:val="center"/>
+                </w:tcPr>
+                <w:p>
+                  <w:pPr>
+                    <w:pStyle w:val="Normal"/>
+                    <w:widowControl/>
+                    <w:suppressAutoHyphens w:val="true"/>
                     <w:spacing w:before="0" w:after="0"/>
                     <w:jc w:val="start"/>
                     <w:rPr>
@@ -3209,6 +3191,38 @@
               </w:tc>
               <w:tc>
                 <w:tcPr>
+                  <w:tcW w:w="707" w:type="dxa"/>
+                  <w:tcBorders/>
+                  <w:vAlign w:val="center"/>
+                </w:tcPr>
+                <w:p>
+                  <w:pPr>
+                    <w:pStyle w:val="Normal"/>
+                    <w:widowControl/>
+                    <w:suppressAutoHyphens w:val="true"/>
+                    <w:spacing w:before="0" w:after="0"/>
+                    <w:jc w:val="start"/>
+                    <w:rPr>
+                      <w:rFonts w:ascii="Calibri" w:hAnsi="Calibri" w:cs="Calibri" w:asciiTheme="minorHAnsi" w:cstheme="minorHAnsi" w:hAnsiTheme="minorHAnsi"/>
+                      <w:b/>
+                      <w:sz w:val="22"/>
+                      <w:szCs w:val="22"/>
+                    </w:rPr>
+                  </w:pPr>
+                  <w:r>
+                    <w:rPr>
+                      <w:rFonts w:eastAsia="MS Gothic" w:cs="Segoe UI Symbol" w:ascii="Segoe UI Symbol" w:hAnsi="Segoe UI Symbol"/>
+                      <w:kern w:val="0"/>
+                      <w:sz w:val="22"/>
+                      <w:szCs w:val="22"/>
+                      <w:lang w:bidi="ar-SA"/>
+                    </w:rPr>
+                    <w:t>☐</w:t>
+                  </w:r>
+                </w:p>
+              </w:tc>
+              <w:tc>
+                <w:tcPr>
                   <w:tcW w:w="706" w:type="dxa"/>
                   <w:tcBorders/>
                   <w:vAlign w:val="center"/>
@@ -3217,6 +3231,7 @@
                   <w:pPr>
                     <w:pStyle w:val="Normal"/>
                     <w:widowControl/>
+                    <w:suppressAutoHyphens w:val="true"/>
                     <w:spacing w:before="0" w:after="0"/>
                     <w:jc w:val="start"/>
                     <w:rPr>
@@ -3240,14 +3255,15 @@
               </w:tc>
               <w:tc>
                 <w:tcPr>
-                  <w:tcW w:w="706" w:type="dxa"/>
-                  <w:tcBorders/>
-                  <w:vAlign w:val="center"/>
-                </w:tcPr>
-                <w:p>
-                  <w:pPr>
-                    <w:pStyle w:val="Normal"/>
-                    <w:widowControl/>
+                  <w:tcW w:w="1959" w:type="dxa"/>
+                  <w:tcBorders/>
+                  <w:vAlign w:val="bottom"/>
+                </w:tcPr>
+                <w:p>
+                  <w:pPr>
+                    <w:pStyle w:val="Normal"/>
+                    <w:widowControl/>
+                    <w:suppressAutoHyphens w:val="true"/>
                     <w:spacing w:before="0" w:after="0"/>
                     <w:jc w:val="start"/>
                     <w:rPr>
@@ -3259,43 +3275,10 @@
                   </w:pPr>
                   <w:r>
                     <w:rPr>
-                      <w:rFonts w:eastAsia="MS Gothic" w:cs="Segoe UI Symbol" w:ascii="Segoe UI Symbol" w:hAnsi="Segoe UI Symbol"/>
-                      <w:kern w:val="0"/>
-                      <w:sz w:val="22"/>
-                      <w:szCs w:val="22"/>
-                      <w:lang w:bidi="ar-SA"/>
-                    </w:rPr>
-                    <w:t>☐</w:t>
-                  </w:r>
-                </w:p>
-              </w:tc>
-              <w:tc>
-                <w:tcPr>
-                  <w:tcW w:w="1959" w:type="dxa"/>
-                  <w:tcBorders/>
-                  <w:vAlign w:val="bottom"/>
-                </w:tcPr>
-                <w:p>
-                  <w:pPr>
-                    <w:pStyle w:val="Normal"/>
-                    <w:widowControl/>
-                    <w:spacing w:before="0" w:after="0"/>
-                    <w:jc w:val="start"/>
-                    <w:rPr>
-                      <w:rFonts w:ascii="Calibri" w:hAnsi="Calibri" w:cs="Calibri" w:asciiTheme="minorHAnsi" w:cstheme="minorHAnsi" w:hAnsiTheme="minorHAnsi"/>
+                      <w:rFonts w:cs="Calibri" w:cstheme="minorHAnsi" w:ascii="Calibri" w:hAnsi="Calibri"/>
                       <w:b/>
                       <w:sz w:val="22"/>
                       <w:szCs w:val="22"/>
-                    </w:rPr>
-                  </w:pPr>
-                  <w:r>
-                    <w:rPr>
-                      <w:rFonts w:eastAsia="Times New Roman" w:cs="Calibri" w:cstheme="minorHAnsi" w:ascii="Calibri" w:hAnsi="Calibri"/>
-                      <w:b/>
-                      <w:kern w:val="0"/>
-                      <w:sz w:val="22"/>
-                      <w:szCs w:val="22"/>
-                      <w:lang w:bidi="ar-SA"/>
                     </w:rPr>
                   </w:r>
                 </w:p>
@@ -3316,6 +3299,7 @@
                   <w:pPr>
                     <w:pStyle w:val="Normal"/>
                     <w:widowControl/>
+                    <w:suppressAutoHyphens w:val="true"/>
                     <w:spacing w:before="0" w:after="0"/>
                     <w:jc w:val="start"/>
                     <w:rPr>
@@ -3339,65 +3323,62 @@
                   <w:pPr>
                     <w:pStyle w:val="Normal"/>
                     <w:widowControl/>
-                    <w:spacing w:before="0" w:after="0"/>
-                    <w:jc w:val="start"/>
-                    <w:rPr>
-                      <w:rFonts w:ascii="Calibri" w:hAnsi="Calibri" w:cs="Calibri" w:asciiTheme="minorHAnsi" w:cstheme="minorHAnsi" w:hAnsiTheme="minorHAnsi"/>
-                      <w:sz w:val="22"/>
-                      <w:szCs w:val="22"/>
-                    </w:rPr>
-                  </w:pPr>
-                  <w:r>
-                    <w:rPr>
-                      <w:rFonts w:eastAsia="Times New Roman" w:cs="Calibri" w:cstheme="minorHAnsi" w:ascii="Calibri" w:hAnsi="Calibri"/>
-                      <w:kern w:val="0"/>
-                      <w:sz w:val="22"/>
-                      <w:szCs w:val="22"/>
-                      <w:lang w:bidi="ar-SA"/>
-                    </w:rPr>
-                  </w:r>
-                </w:p>
-                <w:p>
-                  <w:pPr>
-                    <w:pStyle w:val="Normal"/>
-                    <w:widowControl/>
-                    <w:spacing w:before="0" w:after="0"/>
-                    <w:jc w:val="start"/>
-                    <w:rPr>
-                      <w:rFonts w:ascii="Calibri" w:hAnsi="Calibri" w:cs="Calibri" w:asciiTheme="minorHAnsi" w:cstheme="minorHAnsi" w:hAnsiTheme="minorHAnsi"/>
-                      <w:sz w:val="22"/>
-                      <w:szCs w:val="22"/>
-                    </w:rPr>
-                  </w:pPr>
-                  <w:r>
-                    <w:rPr>
-                      <w:rFonts w:eastAsia="Times New Roman" w:cs="Calibri" w:cstheme="minorHAnsi" w:ascii="Calibri" w:hAnsi="Calibri"/>
-                      <w:kern w:val="0"/>
-                      <w:sz w:val="22"/>
-                      <w:szCs w:val="22"/>
-                      <w:lang w:bidi="ar-SA"/>
-                    </w:rPr>
-                  </w:r>
-                </w:p>
-                <w:p>
-                  <w:pPr>
-                    <w:pStyle w:val="Normal"/>
-                    <w:widowControl/>
-                    <w:spacing w:before="0" w:after="0"/>
-                    <w:jc w:val="start"/>
-                    <w:rPr>
-                      <w:rFonts w:ascii="Calibri" w:hAnsi="Calibri" w:cs="Calibri" w:asciiTheme="minorHAnsi" w:cstheme="minorHAnsi" w:hAnsiTheme="minorHAnsi"/>
-                      <w:sz w:val="22"/>
-                      <w:szCs w:val="22"/>
-                    </w:rPr>
-                  </w:pPr>
-                  <w:r>
-                    <w:rPr>
-                      <w:rFonts w:eastAsia="Times New Roman" w:cs="Calibri" w:cstheme="minorHAnsi" w:ascii="Calibri" w:hAnsi="Calibri"/>
-                      <w:kern w:val="0"/>
-                      <w:sz w:val="22"/>
-                      <w:szCs w:val="22"/>
-                      <w:lang w:bidi="ar-SA"/>
+                    <w:suppressAutoHyphens w:val="true"/>
+                    <w:spacing w:before="0" w:after="0"/>
+                    <w:jc w:val="start"/>
+                    <w:rPr>
+                      <w:rFonts w:ascii="Calibri" w:hAnsi="Calibri" w:cs="Calibri" w:asciiTheme="minorHAnsi" w:cstheme="minorHAnsi" w:hAnsiTheme="minorHAnsi"/>
+                      <w:sz w:val="22"/>
+                      <w:szCs w:val="22"/>
+                    </w:rPr>
+                  </w:pPr>
+                  <w:r>
+                    <w:rPr>
+                      <w:rFonts w:cs="Calibri" w:cstheme="minorHAnsi" w:ascii="Calibri" w:hAnsi="Calibri"/>
+                      <w:sz w:val="22"/>
+                      <w:szCs w:val="22"/>
+                    </w:rPr>
+                  </w:r>
+                </w:p>
+                <w:p>
+                  <w:pPr>
+                    <w:pStyle w:val="Normal"/>
+                    <w:widowControl/>
+                    <w:suppressAutoHyphens w:val="true"/>
+                    <w:spacing w:before="0" w:after="0"/>
+                    <w:jc w:val="start"/>
+                    <w:rPr>
+                      <w:rFonts w:ascii="Calibri" w:hAnsi="Calibri" w:cs="Calibri" w:asciiTheme="minorHAnsi" w:cstheme="minorHAnsi" w:hAnsiTheme="minorHAnsi"/>
+                      <w:sz w:val="22"/>
+                      <w:szCs w:val="22"/>
+                    </w:rPr>
+                  </w:pPr>
+                  <w:r>
+                    <w:rPr>
+                      <w:rFonts w:cs="Calibri" w:cstheme="minorHAnsi" w:ascii="Calibri" w:hAnsi="Calibri"/>
+                      <w:sz w:val="22"/>
+                      <w:szCs w:val="22"/>
+                    </w:rPr>
+                  </w:r>
+                </w:p>
+                <w:p>
+                  <w:pPr>
+                    <w:pStyle w:val="Normal"/>
+                    <w:widowControl/>
+                    <w:suppressAutoHyphens w:val="true"/>
+                    <w:spacing w:before="0" w:after="0"/>
+                    <w:jc w:val="start"/>
+                    <w:rPr>
+                      <w:rFonts w:ascii="Calibri" w:hAnsi="Calibri" w:cs="Calibri" w:asciiTheme="minorHAnsi" w:cstheme="minorHAnsi" w:hAnsiTheme="minorHAnsi"/>
+                      <w:sz w:val="22"/>
+                      <w:szCs w:val="22"/>
+                    </w:rPr>
+                  </w:pPr>
+                  <w:r>
+                    <w:rPr>
+                      <w:rFonts w:cs="Calibri" w:cstheme="minorHAnsi" w:ascii="Calibri" w:hAnsi="Calibri"/>
+                      <w:sz w:val="22"/>
+                      <w:szCs w:val="22"/>
                     </w:rPr>
                   </w:r>
                 </w:p>
@@ -3412,6 +3393,7 @@
                   <w:pPr>
                     <w:pStyle w:val="Normal"/>
                     <w:widowControl/>
+                    <w:suppressAutoHyphens w:val="true"/>
                     <w:spacing w:before="0" w:after="0"/>
                     <w:jc w:val="start"/>
                     <w:rPr>
@@ -3423,12 +3405,10 @@
                   </w:pPr>
                   <w:r>
                     <w:rPr>
-                      <w:rFonts w:eastAsia="Times New Roman" w:cs="Calibri" w:cstheme="minorHAnsi" w:ascii="Calibri" w:hAnsi="Calibri"/>
+                      <w:rFonts w:cs="Calibri" w:cstheme="minorHAnsi" w:ascii="Calibri" w:hAnsi="Calibri"/>
                       <w:b/>
-                      <w:kern w:val="0"/>
-                      <w:sz w:val="22"/>
-                      <w:szCs w:val="22"/>
-                      <w:lang w:bidi="ar-SA"/>
+                      <w:sz w:val="22"/>
+                      <w:szCs w:val="22"/>
                     </w:rPr>
                   </w:r>
                 </w:p>
@@ -3476,9 +3456,9 @@
             </w:tblPr>
             <w:tblGrid>
               <w:gridCol w:w="5949"/>
+              <w:gridCol w:w="707"/>
               <w:gridCol w:w="708"/>
-              <w:gridCol w:w="708"/>
-              <w:gridCol w:w="710"/>
+              <w:gridCol w:w="711"/>
               <w:gridCol w:w="1985"/>
             </w:tblGrid>
             <w:tr>
@@ -3493,6 +3473,7 @@
                   <w:pPr>
                     <w:pStyle w:val="Normal"/>
                     <w:widowControl/>
+                    <w:suppressAutoHyphens w:val="true"/>
                     <w:spacing w:before="0" w:after="0"/>
                     <w:jc w:val="start"/>
                     <w:rPr>
@@ -3519,7 +3500,7 @@
               </w:tc>
               <w:tc>
                 <w:tcPr>
-                  <w:tcW w:w="708" w:type="dxa"/>
+                  <w:tcW w:w="707" w:type="dxa"/>
                   <w:tcBorders/>
                   <w:shd w:color="auto" w:fill="BFBFBF" w:themeFill="background1" w:themeFillShade="bf" w:val="clear"/>
                 </w:tcPr>
@@ -3527,6 +3508,7 @@
                   <w:pPr>
                     <w:pStyle w:val="Normal"/>
                     <w:widowControl/>
+                    <w:suppressAutoHyphens w:val="true"/>
                     <w:spacing w:before="0" w:after="0"/>
                     <w:jc w:val="start"/>
                     <w:rPr>
@@ -3561,6 +3543,7 @@
                   <w:pPr>
                     <w:pStyle w:val="Normal"/>
                     <w:widowControl/>
+                    <w:suppressAutoHyphens w:val="true"/>
                     <w:spacing w:before="0" w:after="0"/>
                     <w:jc w:val="start"/>
                     <w:rPr>
@@ -3587,7 +3570,7 @@
               </w:tc>
               <w:tc>
                 <w:tcPr>
-                  <w:tcW w:w="710" w:type="dxa"/>
+                  <w:tcW w:w="711" w:type="dxa"/>
                   <w:tcBorders/>
                   <w:shd w:color="auto" w:fill="BFBFBF" w:themeFill="background1" w:themeFillShade="bf" w:val="clear"/>
                 </w:tcPr>
@@ -3595,6 +3578,7 @@
                   <w:pPr>
                     <w:pStyle w:val="Normal"/>
                     <w:widowControl/>
+                    <w:suppressAutoHyphens w:val="true"/>
                     <w:spacing w:before="0" w:after="0"/>
                     <w:jc w:val="start"/>
                     <w:rPr>
@@ -3629,6 +3613,7 @@
                   <w:pPr>
                     <w:pStyle w:val="Normal"/>
                     <w:widowControl/>
+                    <w:suppressAutoHyphens w:val="true"/>
                     <w:spacing w:before="0" w:after="0"/>
                     <w:jc w:val="start"/>
                     <w:rPr>
@@ -3668,6 +3653,7 @@
                   <w:pPr>
                     <w:pStyle w:val="Normal"/>
                     <w:widowControl/>
+                    <w:suppressAutoHyphens w:val="true"/>
                     <w:spacing w:before="0" w:after="0"/>
                     <w:jc w:val="start"/>
                     <w:rPr>
@@ -3690,6 +3676,37 @@
               </w:tc>
               <w:tc>
                 <w:tcPr>
+                  <w:tcW w:w="707" w:type="dxa"/>
+                  <w:tcBorders/>
+                  <w:vAlign w:val="center"/>
+                </w:tcPr>
+                <w:p>
+                  <w:pPr>
+                    <w:pStyle w:val="Normal"/>
+                    <w:widowControl/>
+                    <w:suppressAutoHyphens w:val="true"/>
+                    <w:spacing w:before="0" w:after="0"/>
+                    <w:jc w:val="start"/>
+                    <w:rPr>
+                      <w:rFonts w:ascii="Calibri" w:hAnsi="Calibri" w:cs="Calibri" w:asciiTheme="minorHAnsi" w:cstheme="minorHAnsi" w:hAnsiTheme="minorHAnsi"/>
+                      <w:sz w:val="22"/>
+                      <w:szCs w:val="22"/>
+                    </w:rPr>
+                  </w:pPr>
+                  <w:r>
+                    <w:rPr>
+                      <w:rFonts w:eastAsia="Times New Roman" w:cs="Calibri" w:hint="eastAsia" w:cstheme="minorHAnsi"/>
+                      <w:kern w:val="0"/>
+                      <w:sz w:val="22"/>
+                      <w:szCs w:val="22"/>
+                      <w:lang w:bidi="ar-SA"/>
+                    </w:rPr>
+                    <w:t>{#trainings.safeguarding.date}☒{/trainings.safeguarding.date}{^trainings.safeguarding.date}☐{/trainings.safeguarding.date}</w:t>
+                  </w:r>
+                </w:p>
+              </w:tc>
+              <w:tc>
+                <w:tcPr>
                   <w:tcW w:w="708" w:type="dxa"/>
                   <w:tcBorders/>
                   <w:vAlign w:val="center"/>
@@ -3698,36 +3715,7 @@
                   <w:pPr>
                     <w:pStyle w:val="Normal"/>
                     <w:widowControl/>
-                    <w:spacing w:before="0" w:after="0"/>
-                    <w:jc w:val="start"/>
-                    <w:rPr>
-                      <w:rFonts w:ascii="Calibri" w:hAnsi="Calibri" w:cs="Calibri" w:asciiTheme="minorHAnsi" w:cstheme="minorHAnsi" w:hAnsiTheme="minorHAnsi"/>
-                      <w:sz w:val="22"/>
-                      <w:szCs w:val="22"/>
-                    </w:rPr>
-                  </w:pPr>
-                  <w:r>
-                    <w:rPr>
-                      <w:rFonts w:eastAsia="Times New Roman" w:cs="Calibri" w:hint="eastAsia" w:cstheme="minorHAnsi"/>
-                      <w:kern w:val="0"/>
-                      <w:sz w:val="22"/>
-                      <w:szCs w:val="22"/>
-                      <w:lang w:bidi="ar-SA"/>
-                    </w:rPr>
-                    <w:t>{#trainings.safeguarding.date}☒{/trainings.safeguarding.date}{^trainings.safeguarding.date}☐{/trainings.safeguarding.date}</w:t>
-                  </w:r>
-                </w:p>
-              </w:tc>
-              <w:tc>
-                <w:tcPr>
-                  <w:tcW w:w="708" w:type="dxa"/>
-                  <w:tcBorders/>
-                  <w:vAlign w:val="center"/>
-                </w:tcPr>
-                <w:p>
-                  <w:pPr>
-                    <w:pStyle w:val="Normal"/>
-                    <w:widowControl/>
+                    <w:suppressAutoHyphens w:val="true"/>
                     <w:spacing w:before="0" w:after="0"/>
                     <w:jc w:val="start"/>
                     <w:rPr>
@@ -3750,7 +3738,7 @@
               </w:tc>
               <w:tc>
                 <w:tcPr>
-                  <w:tcW w:w="710" w:type="dxa"/>
+                  <w:tcW w:w="711" w:type="dxa"/>
                   <w:tcBorders/>
                   <w:shd w:color="auto" w:fill="D9D9D9" w:themeFill="background1" w:themeFillShade="d9" w:val="clear"/>
                   <w:vAlign w:val="center"/>
@@ -3759,21 +3747,20 @@
                   <w:pPr>
                     <w:pStyle w:val="Normal"/>
                     <w:widowControl/>
-                    <w:spacing w:before="0" w:after="0"/>
-                    <w:jc w:val="start"/>
-                    <w:rPr>
-                      <w:rFonts w:ascii="Calibri" w:hAnsi="Calibri" w:cs="Calibri" w:asciiTheme="minorHAnsi" w:cstheme="minorHAnsi" w:hAnsiTheme="minorHAnsi"/>
-                      <w:sz w:val="22"/>
-                      <w:szCs w:val="22"/>
-                    </w:rPr>
-                  </w:pPr>
-                  <w:r>
-                    <w:rPr>
-                      <w:rFonts w:eastAsia="Times New Roman" w:cs="Calibri" w:cstheme="minorHAnsi" w:ascii="Calibri" w:hAnsi="Calibri"/>
-                      <w:kern w:val="0"/>
-                      <w:sz w:val="22"/>
-                      <w:szCs w:val="22"/>
-                      <w:lang w:bidi="ar-SA"/>
+                    <w:suppressAutoHyphens w:val="true"/>
+                    <w:spacing w:before="0" w:after="0"/>
+                    <w:jc w:val="start"/>
+                    <w:rPr>
+                      <w:rFonts w:ascii="Calibri" w:hAnsi="Calibri" w:cs="Calibri" w:asciiTheme="minorHAnsi" w:cstheme="minorHAnsi" w:hAnsiTheme="minorHAnsi"/>
+                      <w:sz w:val="22"/>
+                      <w:szCs w:val="22"/>
+                    </w:rPr>
+                  </w:pPr>
+                  <w:r>
+                    <w:rPr>
+                      <w:rFonts w:cs="Calibri" w:cstheme="minorHAnsi" w:ascii="Calibri" w:hAnsi="Calibri"/>
+                      <w:sz w:val="22"/>
+                      <w:szCs w:val="22"/>
                     </w:rPr>
                   </w:r>
                 </w:p>
@@ -3788,6 +3775,7 @@
                   <w:pPr>
                     <w:pStyle w:val="Normal"/>
                     <w:widowControl/>
+                    <w:suppressAutoHyphens w:val="true"/>
                     <w:spacing w:before="0" w:after="0"/>
                     <w:jc w:val="start"/>
                     <w:rPr>
@@ -3821,6 +3809,7 @@
                   <w:pPr>
                     <w:pStyle w:val="Normal"/>
                     <w:widowControl/>
+                    <w:suppressAutoHyphens w:val="true"/>
                     <w:spacing w:before="0" w:after="0"/>
                     <w:jc w:val="start"/>
                     <w:rPr>
@@ -3843,6 +3832,37 @@
               </w:tc>
               <w:tc>
                 <w:tcPr>
+                  <w:tcW w:w="707" w:type="dxa"/>
+                  <w:tcBorders/>
+                  <w:vAlign w:val="center"/>
+                </w:tcPr>
+                <w:p>
+                  <w:pPr>
+                    <w:pStyle w:val="Normal"/>
+                    <w:widowControl/>
+                    <w:suppressAutoHyphens w:val="true"/>
+                    <w:spacing w:before="0" w:after="0"/>
+                    <w:jc w:val="start"/>
+                    <w:rPr>
+                      <w:rFonts w:ascii="Calibri" w:hAnsi="Calibri" w:cs="Calibri" w:asciiTheme="minorHAnsi" w:cstheme="minorHAnsi" w:hAnsiTheme="minorHAnsi"/>
+                      <w:sz w:val="22"/>
+                      <w:szCs w:val="22"/>
+                    </w:rPr>
+                  </w:pPr>
+                  <w:r>
+                    <w:rPr>
+                      <w:rFonts w:eastAsia="Times New Roman" w:cs="Calibri" w:hint="eastAsia" w:cstheme="minorHAnsi"/>
+                      <w:kern w:val="0"/>
+                      <w:sz w:val="22"/>
+                      <w:szCs w:val="22"/>
+                      <w:lang w:bidi="ar-SA"/>
+                    </w:rPr>
+                    <w:t>{#trainings.movingAndHandling.date}☒{/trainings.movingAndHandling.date}{^trainings.movingAndHandling.date}☐{/trainings.movingAndHandling.date}</w:t>
+                  </w:r>
+                </w:p>
+              </w:tc>
+              <w:tc>
+                <w:tcPr>
                   <w:tcW w:w="708" w:type="dxa"/>
                   <w:tcBorders/>
                   <w:vAlign w:val="center"/>
@@ -3851,36 +3871,7 @@
                   <w:pPr>
                     <w:pStyle w:val="Normal"/>
                     <w:widowControl/>
-                    <w:spacing w:before="0" w:after="0"/>
-                    <w:jc w:val="start"/>
-                    <w:rPr>
-                      <w:rFonts w:ascii="Calibri" w:hAnsi="Calibri" w:cs="Calibri" w:asciiTheme="minorHAnsi" w:cstheme="minorHAnsi" w:hAnsiTheme="minorHAnsi"/>
-                      <w:sz w:val="22"/>
-                      <w:szCs w:val="22"/>
-                    </w:rPr>
-                  </w:pPr>
-                  <w:r>
-                    <w:rPr>
-                      <w:rFonts w:eastAsia="Times New Roman" w:cs="Calibri" w:hint="eastAsia" w:cstheme="minorHAnsi"/>
-                      <w:kern w:val="0"/>
-                      <w:sz w:val="22"/>
-                      <w:szCs w:val="22"/>
-                      <w:lang w:bidi="ar-SA"/>
-                    </w:rPr>
-                    <w:t>{#trainings.movingAndHandling.date}☒{/trainings.movingAndHandling.date}{^trainings.movingAndHandling.date}☐{/trainings.movingAndHandling.date}</w:t>
-                  </w:r>
-                </w:p>
-              </w:tc>
-              <w:tc>
-                <w:tcPr>
-                  <w:tcW w:w="708" w:type="dxa"/>
-                  <w:tcBorders/>
-                  <w:vAlign w:val="center"/>
-                </w:tcPr>
-                <w:p>
-                  <w:pPr>
-                    <w:pStyle w:val="Normal"/>
-                    <w:widowControl/>
+                    <w:suppressAutoHyphens w:val="true"/>
                     <w:spacing w:before="0" w:after="0"/>
                     <w:jc w:val="start"/>
                     <w:rPr>
@@ -3903,7 +3894,7 @@
               </w:tc>
               <w:tc>
                 <w:tcPr>
-                  <w:tcW w:w="710" w:type="dxa"/>
+                  <w:tcW w:w="711" w:type="dxa"/>
                   <w:tcBorders/>
                   <w:shd w:color="auto" w:fill="D9D9D9" w:themeFill="background1" w:themeFillShade="d9" w:val="clear"/>
                   <w:vAlign w:val="center"/>
@@ -3912,21 +3903,20 @@
                   <w:pPr>
                     <w:pStyle w:val="Normal"/>
                     <w:widowControl/>
-                    <w:spacing w:before="0" w:after="0"/>
-                    <w:jc w:val="start"/>
-                    <w:rPr>
-                      <w:rFonts w:ascii="Calibri" w:hAnsi="Calibri" w:cs="Calibri" w:asciiTheme="minorHAnsi" w:cstheme="minorHAnsi" w:hAnsiTheme="minorHAnsi"/>
-                      <w:sz w:val="22"/>
-                      <w:szCs w:val="22"/>
-                    </w:rPr>
-                  </w:pPr>
-                  <w:r>
-                    <w:rPr>
-                      <w:rFonts w:eastAsia="Times New Roman" w:cs="Calibri" w:cstheme="minorHAnsi" w:ascii="Calibri" w:hAnsi="Calibri"/>
-                      <w:kern w:val="0"/>
-                      <w:sz w:val="22"/>
-                      <w:szCs w:val="22"/>
-                      <w:lang w:bidi="ar-SA"/>
+                    <w:suppressAutoHyphens w:val="true"/>
+                    <w:spacing w:before="0" w:after="0"/>
+                    <w:jc w:val="start"/>
+                    <w:rPr>
+                      <w:rFonts w:ascii="Calibri" w:hAnsi="Calibri" w:cs="Calibri" w:asciiTheme="minorHAnsi" w:cstheme="minorHAnsi" w:hAnsiTheme="minorHAnsi"/>
+                      <w:sz w:val="22"/>
+                      <w:szCs w:val="22"/>
+                    </w:rPr>
+                  </w:pPr>
+                  <w:r>
+                    <w:rPr>
+                      <w:rFonts w:cs="Calibri" w:cstheme="minorHAnsi" w:ascii="Calibri" w:hAnsi="Calibri"/>
+                      <w:sz w:val="22"/>
+                      <w:szCs w:val="22"/>
                     </w:rPr>
                   </w:r>
                 </w:p>
@@ -3941,6 +3931,7 @@
                   <w:pPr>
                     <w:pStyle w:val="Normal"/>
                     <w:widowControl/>
+                    <w:suppressAutoHyphens w:val="true"/>
                     <w:spacing w:before="0" w:after="0"/>
                     <w:jc w:val="start"/>
                     <w:rPr>
@@ -3974,6 +3965,7 @@
                   <w:pPr>
                     <w:pStyle w:val="Normal"/>
                     <w:widowControl/>
+                    <w:suppressAutoHyphens w:val="true"/>
                     <w:spacing w:before="0" w:after="0"/>
                     <w:jc w:val="start"/>
                     <w:rPr>
@@ -3996,6 +3988,37 @@
               </w:tc>
               <w:tc>
                 <w:tcPr>
+                  <w:tcW w:w="707" w:type="dxa"/>
+                  <w:tcBorders/>
+                  <w:vAlign w:val="center"/>
+                </w:tcPr>
+                <w:p>
+                  <w:pPr>
+                    <w:pStyle w:val="Normal"/>
+                    <w:widowControl/>
+                    <w:suppressAutoHyphens w:val="true"/>
+                    <w:spacing w:before="0" w:after="0"/>
+                    <w:jc w:val="start"/>
+                    <w:rPr>
+                      <w:rFonts w:ascii="Calibri" w:hAnsi="Calibri" w:cs="Calibri" w:asciiTheme="minorHAnsi" w:cstheme="minorHAnsi" w:hAnsiTheme="minorHAnsi"/>
+                      <w:sz w:val="22"/>
+                      <w:szCs w:val="22"/>
+                    </w:rPr>
+                  </w:pPr>
+                  <w:r>
+                    <w:rPr>
+                      <w:rFonts w:eastAsia="Times New Roman" w:cs="Segoe UI Symbol" w:ascii="Segoe UI Symbol" w:hAnsi="Segoe UI Symbol"/>
+                      <w:kern w:val="0"/>
+                      <w:sz w:val="22"/>
+                      <w:szCs w:val="22"/>
+                      <w:lang w:bidi="ar-SA"/>
+                    </w:rPr>
+                    <w:t>{#trainings.infectionPreventionAndControl.date}☒{/trainings.infectionPreventionAndControl.date}{^trainings.infectionPreventionAndControl.date}☐{/trainings.infectionPreventionAndControl.date}</w:t>
+                  </w:r>
+                </w:p>
+              </w:tc>
+              <w:tc>
+                <w:tcPr>
                   <w:tcW w:w="708" w:type="dxa"/>
                   <w:tcBorders/>
                   <w:vAlign w:val="center"/>
@@ -4004,6 +4027,7 @@
                   <w:pPr>
                     <w:pStyle w:val="Normal"/>
                     <w:widowControl/>
+                    <w:suppressAutoHyphens w:val="true"/>
                     <w:spacing w:before="0" w:after="0"/>
                     <w:jc w:val="start"/>
                     <w:rPr>
@@ -4020,43 +4044,13 @@
                       <w:szCs w:val="22"/>
                       <w:lang w:bidi="ar-SA"/>
                     </w:rPr>
-                    <w:t>{#trainings.infectionPreventionAndControl.date}☒{/trainings.infectionPreventionAndControl.date}{^trainings.infectionPreventionAndControl.date}☐{/trainings.infectionPreventionAndControl.date}</w:t>
-                  </w:r>
-                </w:p>
-              </w:tc>
-              <w:tc>
-                <w:tcPr>
-                  <w:tcW w:w="708" w:type="dxa"/>
-                  <w:tcBorders/>
-                  <w:vAlign w:val="center"/>
-                </w:tcPr>
-                <w:p>
-                  <w:pPr>
-                    <w:pStyle w:val="Normal"/>
-                    <w:widowControl/>
-                    <w:spacing w:before="0" w:after="0"/>
-                    <w:jc w:val="start"/>
-                    <w:rPr>
-                      <w:rFonts w:ascii="Calibri" w:hAnsi="Calibri" w:cs="Calibri" w:asciiTheme="minorHAnsi" w:cstheme="minorHAnsi" w:hAnsiTheme="minorHAnsi"/>
-                      <w:sz w:val="22"/>
-                      <w:szCs w:val="22"/>
-                    </w:rPr>
-                  </w:pPr>
-                  <w:r>
-                    <w:rPr>
-                      <w:rFonts w:eastAsia="Times New Roman" w:cs="Segoe UI Symbol" w:ascii="Segoe UI Symbol" w:hAnsi="Segoe UI Symbol"/>
-                      <w:kern w:val="0"/>
-                      <w:sz w:val="22"/>
-                      <w:szCs w:val="22"/>
-                      <w:lang w:bidi="ar-SA"/>
-                    </w:rPr>
                     <w:t>{^trainings.infectionPreventionAndControl.date}☒{/trainings.infectionPreventionAndControl.date}{#trainings.infectionPreventionAndControl.date}☐{/trainings.infectionPreventionAndControl.date}</w:t>
                   </w:r>
                 </w:p>
               </w:tc>
               <w:tc>
                 <w:tcPr>
-                  <w:tcW w:w="710" w:type="dxa"/>
+                  <w:tcW w:w="711" w:type="dxa"/>
                   <w:tcBorders/>
                   <w:shd w:color="auto" w:fill="D9D9D9" w:themeFill="background1" w:themeFillShade="d9" w:val="clear"/>
                   <w:vAlign w:val="center"/>
@@ -4065,21 +4059,20 @@
                   <w:pPr>
                     <w:pStyle w:val="Normal"/>
                     <w:widowControl/>
-                    <w:spacing w:before="0" w:after="0"/>
-                    <w:jc w:val="start"/>
-                    <w:rPr>
-                      <w:rFonts w:ascii="Calibri" w:hAnsi="Calibri" w:cs="Calibri" w:asciiTheme="minorHAnsi" w:cstheme="minorHAnsi" w:hAnsiTheme="minorHAnsi"/>
-                      <w:sz w:val="22"/>
-                      <w:szCs w:val="22"/>
-                    </w:rPr>
-                  </w:pPr>
-                  <w:r>
-                    <w:rPr>
-                      <w:rFonts w:eastAsia="Times New Roman" w:cs="Calibri" w:cstheme="minorHAnsi" w:ascii="Calibri" w:hAnsi="Calibri"/>
-                      <w:kern w:val="0"/>
-                      <w:sz w:val="22"/>
-                      <w:szCs w:val="22"/>
-                      <w:lang w:bidi="ar-SA"/>
+                    <w:suppressAutoHyphens w:val="true"/>
+                    <w:spacing w:before="0" w:after="0"/>
+                    <w:jc w:val="start"/>
+                    <w:rPr>
+                      <w:rFonts w:ascii="Calibri" w:hAnsi="Calibri" w:cs="Calibri" w:asciiTheme="minorHAnsi" w:cstheme="minorHAnsi" w:hAnsiTheme="minorHAnsi"/>
+                      <w:sz w:val="22"/>
+                      <w:szCs w:val="22"/>
+                    </w:rPr>
+                  </w:pPr>
+                  <w:r>
+                    <w:rPr>
+                      <w:rFonts w:cs="Calibri" w:cstheme="minorHAnsi" w:ascii="Calibri" w:hAnsi="Calibri"/>
+                      <w:sz w:val="22"/>
+                      <w:szCs w:val="22"/>
                     </w:rPr>
                   </w:r>
                 </w:p>
@@ -4094,6 +4087,7 @@
                   <w:pPr>
                     <w:pStyle w:val="Normal"/>
                     <w:widowControl/>
+                    <w:suppressAutoHyphens w:val="true"/>
                     <w:spacing w:before="0" w:after="0"/>
                     <w:jc w:val="start"/>
                     <w:rPr>
@@ -4127,6 +4121,7 @@
                   <w:pPr>
                     <w:pStyle w:val="Normal"/>
                     <w:widowControl/>
+                    <w:suppressAutoHyphens w:val="true"/>
                     <w:spacing w:before="0" w:after="0"/>
                     <w:jc w:val="start"/>
                     <w:rPr>
@@ -4149,6 +4144,37 @@
               </w:tc>
               <w:tc>
                 <w:tcPr>
+                  <w:tcW w:w="707" w:type="dxa"/>
+                  <w:tcBorders/>
+                  <w:vAlign w:val="center"/>
+                </w:tcPr>
+                <w:p>
+                  <w:pPr>
+                    <w:pStyle w:val="Normal"/>
+                    <w:widowControl/>
+                    <w:suppressAutoHyphens w:val="true"/>
+                    <w:spacing w:before="0" w:after="0"/>
+                    <w:jc w:val="start"/>
+                    <w:rPr>
+                      <w:rFonts w:ascii="Calibri" w:hAnsi="Calibri" w:cs="Calibri" w:asciiTheme="minorHAnsi" w:cstheme="minorHAnsi" w:hAnsiTheme="minorHAnsi"/>
+                      <w:sz w:val="22"/>
+                      <w:szCs w:val="22"/>
+                    </w:rPr>
+                  </w:pPr>
+                  <w:r>
+                    <w:rPr>
+                      <w:rFonts w:eastAsia="Times New Roman" w:cs="Segoe UI Symbol" w:ascii="Segoe UI Symbol" w:hAnsi="Segoe UI Symbol"/>
+                      <w:kern w:val="0"/>
+                      <w:sz w:val="22"/>
+                      <w:szCs w:val="22"/>
+                      <w:lang w:bidi="ar-SA"/>
+                    </w:rPr>
+                    <w:t>{#trainings.informationGovernance.date}☒{/trainings.informationGovernance.date}{^trainings.informationGovernance.date}☐{/trainings.informationGovernance.date}</w:t>
+                  </w:r>
+                </w:p>
+              </w:tc>
+              <w:tc>
+                <w:tcPr>
                   <w:tcW w:w="708" w:type="dxa"/>
                   <w:tcBorders/>
                   <w:vAlign w:val="center"/>
@@ -4157,6 +4183,7 @@
                   <w:pPr>
                     <w:pStyle w:val="Normal"/>
                     <w:widowControl/>
+                    <w:suppressAutoHyphens w:val="true"/>
                     <w:spacing w:before="0" w:after="0"/>
                     <w:jc w:val="start"/>
                     <w:rPr>
@@ -4173,43 +4200,13 @@
                       <w:szCs w:val="22"/>
                       <w:lang w:bidi="ar-SA"/>
                     </w:rPr>
-                    <w:t>{#trainings.informationGovernance.date}☒{/trainings.informationGovernance.date}{^trainings.informationGovernance.date}☐{/trainings.informationGovernance.date}</w:t>
-                  </w:r>
-                </w:p>
-              </w:tc>
-              <w:tc>
-                <w:tcPr>
-                  <w:tcW w:w="708" w:type="dxa"/>
-                  <w:tcBorders/>
-                  <w:vAlign w:val="center"/>
-                </w:tcPr>
-                <w:p>
-                  <w:pPr>
-                    <w:pStyle w:val="Normal"/>
-                    <w:widowControl/>
-                    <w:spacing w:before="0" w:after="0"/>
-                    <w:jc w:val="start"/>
-                    <w:rPr>
-                      <w:rFonts w:ascii="Calibri" w:hAnsi="Calibri" w:cs="Calibri" w:asciiTheme="minorHAnsi" w:cstheme="minorHAnsi" w:hAnsiTheme="minorHAnsi"/>
-                      <w:sz w:val="22"/>
-                      <w:szCs w:val="22"/>
-                    </w:rPr>
-                  </w:pPr>
-                  <w:r>
-                    <w:rPr>
-                      <w:rFonts w:eastAsia="Times New Roman" w:cs="Segoe UI Symbol" w:ascii="Segoe UI Symbol" w:hAnsi="Segoe UI Symbol"/>
-                      <w:kern w:val="0"/>
-                      <w:sz w:val="22"/>
-                      <w:szCs w:val="22"/>
-                      <w:lang w:bidi="ar-SA"/>
-                    </w:rPr>
                     <w:t>{^trainings.informationGovernance.date}☒{/trainings.informationGovernance.date}{#trainings.informationGovernance.date}☐{/trainings.informationGovernance.date}</w:t>
                   </w:r>
                 </w:p>
               </w:tc>
               <w:tc>
                 <w:tcPr>
-                  <w:tcW w:w="710" w:type="dxa"/>
+                  <w:tcW w:w="711" w:type="dxa"/>
                   <w:tcBorders/>
                   <w:shd w:color="auto" w:fill="D9D9D9" w:themeFill="background1" w:themeFillShade="d9" w:val="clear"/>
                   <w:vAlign w:val="center"/>
@@ -4218,21 +4215,20 @@
                   <w:pPr>
                     <w:pStyle w:val="Normal"/>
                     <w:widowControl/>
-                    <w:spacing w:before="0" w:after="0"/>
-                    <w:jc w:val="start"/>
-                    <w:rPr>
-                      <w:rFonts w:ascii="Calibri" w:hAnsi="Calibri" w:cs="Calibri" w:asciiTheme="minorHAnsi" w:cstheme="minorHAnsi" w:hAnsiTheme="minorHAnsi"/>
-                      <w:sz w:val="22"/>
-                      <w:szCs w:val="22"/>
-                    </w:rPr>
-                  </w:pPr>
-                  <w:r>
-                    <w:rPr>
-                      <w:rFonts w:eastAsia="Times New Roman" w:cs="Calibri" w:cstheme="minorHAnsi" w:ascii="Calibri" w:hAnsi="Calibri"/>
-                      <w:kern w:val="0"/>
-                      <w:sz w:val="22"/>
-                      <w:szCs w:val="22"/>
-                      <w:lang w:bidi="ar-SA"/>
+                    <w:suppressAutoHyphens w:val="true"/>
+                    <w:spacing w:before="0" w:after="0"/>
+                    <w:jc w:val="start"/>
+                    <w:rPr>
+                      <w:rFonts w:ascii="Calibri" w:hAnsi="Calibri" w:cs="Calibri" w:asciiTheme="minorHAnsi" w:cstheme="minorHAnsi" w:hAnsiTheme="minorHAnsi"/>
+                      <w:sz w:val="22"/>
+                      <w:szCs w:val="22"/>
+                    </w:rPr>
+                  </w:pPr>
+                  <w:r>
+                    <w:rPr>
+                      <w:rFonts w:cs="Calibri" w:cstheme="minorHAnsi" w:ascii="Calibri" w:hAnsi="Calibri"/>
+                      <w:sz w:val="22"/>
+                      <w:szCs w:val="22"/>
                     </w:rPr>
                   </w:r>
                 </w:p>
@@ -4247,6 +4243,7 @@
                   <w:pPr>
                     <w:pStyle w:val="Normal"/>
                     <w:widowControl/>
+                    <w:suppressAutoHyphens w:val="true"/>
                     <w:spacing w:before="0" w:after="0"/>
                     <w:jc w:val="start"/>
                     <w:rPr>
@@ -4280,6 +4277,7 @@
                   <w:pPr>
                     <w:pStyle w:val="Normal"/>
                     <w:widowControl/>
+                    <w:suppressAutoHyphens w:val="true"/>
                     <w:spacing w:before="0" w:after="0"/>
                     <w:jc w:val="start"/>
                     <w:rPr>
@@ -4302,6 +4300,37 @@
               </w:tc>
               <w:tc>
                 <w:tcPr>
+                  <w:tcW w:w="707" w:type="dxa"/>
+                  <w:tcBorders/>
+                  <w:vAlign w:val="center"/>
+                </w:tcPr>
+                <w:p>
+                  <w:pPr>
+                    <w:pStyle w:val="Normal"/>
+                    <w:widowControl/>
+                    <w:suppressAutoHyphens w:val="true"/>
+                    <w:spacing w:before="0" w:after="0"/>
+                    <w:jc w:val="start"/>
+                    <w:rPr>
+                      <w:rFonts w:ascii="Calibri" w:hAnsi="Calibri" w:cs="Calibri" w:asciiTheme="minorHAnsi" w:cstheme="minorHAnsi" w:hAnsiTheme="minorHAnsi"/>
+                      <w:sz w:val="22"/>
+                      <w:szCs w:val="22"/>
+                    </w:rPr>
+                  </w:pPr>
+                  <w:r>
+                    <w:rPr>
+                      <w:rFonts w:eastAsia="Times New Roman" w:cs="Segoe UI Symbol" w:ascii="Segoe UI Symbol" w:hAnsi="Segoe UI Symbol"/>
+                      <w:kern w:val="0"/>
+                      <w:sz w:val="22"/>
+                      <w:szCs w:val="22"/>
+                      <w:lang w:bidi="ar-SA"/>
+                    </w:rPr>
+                    <w:t>{#trainings.fireSafety.date}☒{/trainings.fireSafety.date}{^trainings.fireSafety.date}☐{/trainings.fireSafety.date}</w:t>
+                  </w:r>
+                </w:p>
+              </w:tc>
+              <w:tc>
+                <w:tcPr>
                   <w:tcW w:w="708" w:type="dxa"/>
                   <w:tcBorders/>
                   <w:vAlign w:val="center"/>
@@ -4310,6 +4339,7 @@
                   <w:pPr>
                     <w:pStyle w:val="Normal"/>
                     <w:widowControl/>
+                    <w:suppressAutoHyphens w:val="true"/>
                     <w:spacing w:before="0" w:after="0"/>
                     <w:jc w:val="start"/>
                     <w:rPr>
@@ -4326,43 +4356,13 @@
                       <w:szCs w:val="22"/>
                       <w:lang w:bidi="ar-SA"/>
                     </w:rPr>
-                    <w:t>{#trainings.fireSafety.date}☒{/trainings.fireSafety.date}{^trainings.fireSafety.date}☐{/trainings.fireSafety.date}</w:t>
-                  </w:r>
-                </w:p>
-              </w:tc>
-              <w:tc>
-                <w:tcPr>
-                  <w:tcW w:w="708" w:type="dxa"/>
-                  <w:tcBorders/>
-                  <w:vAlign w:val="center"/>
-                </w:tcPr>
-                <w:p>
-                  <w:pPr>
-                    <w:pStyle w:val="Normal"/>
-                    <w:widowControl/>
-                    <w:spacing w:before="0" w:after="0"/>
-                    <w:jc w:val="start"/>
-                    <w:rPr>
-                      <w:rFonts w:ascii="Calibri" w:hAnsi="Calibri" w:cs="Calibri" w:asciiTheme="minorHAnsi" w:cstheme="minorHAnsi" w:hAnsiTheme="minorHAnsi"/>
-                      <w:sz w:val="22"/>
-                      <w:szCs w:val="22"/>
-                    </w:rPr>
-                  </w:pPr>
-                  <w:r>
-                    <w:rPr>
-                      <w:rFonts w:eastAsia="Times New Roman" w:cs="Segoe UI Symbol" w:ascii="Segoe UI Symbol" w:hAnsi="Segoe UI Symbol"/>
-                      <w:kern w:val="0"/>
-                      <w:sz w:val="22"/>
-                      <w:szCs w:val="22"/>
-                      <w:lang w:bidi="ar-SA"/>
-                    </w:rPr>
                     <w:t>{^trainings.fireSafety.date}☒{/trainings.fireSafety.date}{#trainings.fireSafety.date}☐{/trainings.fireSafety.date}</w:t>
                   </w:r>
                 </w:p>
               </w:tc>
               <w:tc>
                 <w:tcPr>
-                  <w:tcW w:w="710" w:type="dxa"/>
+                  <w:tcW w:w="711" w:type="dxa"/>
                   <w:tcBorders/>
                   <w:shd w:color="auto" w:fill="D9D9D9" w:themeFill="background1" w:themeFillShade="d9" w:val="clear"/>
                   <w:vAlign w:val="center"/>
@@ -4371,21 +4371,20 @@
                   <w:pPr>
                     <w:pStyle w:val="Normal"/>
                     <w:widowControl/>
-                    <w:spacing w:before="0" w:after="0"/>
-                    <w:jc w:val="start"/>
-                    <w:rPr>
-                      <w:rFonts w:ascii="Calibri" w:hAnsi="Calibri" w:cs="Calibri" w:asciiTheme="minorHAnsi" w:cstheme="minorHAnsi" w:hAnsiTheme="minorHAnsi"/>
-                      <w:sz w:val="22"/>
-                      <w:szCs w:val="22"/>
-                    </w:rPr>
-                  </w:pPr>
-                  <w:r>
-                    <w:rPr>
-                      <w:rFonts w:eastAsia="Times New Roman" w:cs="Calibri" w:cstheme="minorHAnsi" w:ascii="Calibri" w:hAnsi="Calibri"/>
-                      <w:kern w:val="0"/>
-                      <w:sz w:val="22"/>
-                      <w:szCs w:val="22"/>
-                      <w:lang w:bidi="ar-SA"/>
+                    <w:suppressAutoHyphens w:val="true"/>
+                    <w:spacing w:before="0" w:after="0"/>
+                    <w:jc w:val="start"/>
+                    <w:rPr>
+                      <w:rFonts w:ascii="Calibri" w:hAnsi="Calibri" w:cs="Calibri" w:asciiTheme="minorHAnsi" w:cstheme="minorHAnsi" w:hAnsiTheme="minorHAnsi"/>
+                      <w:sz w:val="22"/>
+                      <w:szCs w:val="22"/>
+                    </w:rPr>
+                  </w:pPr>
+                  <w:r>
+                    <w:rPr>
+                      <w:rFonts w:cs="Calibri" w:cstheme="minorHAnsi" w:ascii="Calibri" w:hAnsi="Calibri"/>
+                      <w:sz w:val="22"/>
+                      <w:szCs w:val="22"/>
                     </w:rPr>
                   </w:r>
                 </w:p>
@@ -4400,6 +4399,7 @@
                   <w:pPr>
                     <w:pStyle w:val="Normal"/>
                     <w:widowControl/>
+                    <w:suppressAutoHyphens w:val="true"/>
                     <w:spacing w:before="0" w:after="0"/>
                     <w:jc w:val="start"/>
                     <w:rPr>
@@ -4433,6 +4433,7 @@
                   <w:pPr>
                     <w:pStyle w:val="Normal"/>
                     <w:widowControl/>
+                    <w:suppressAutoHyphens w:val="true"/>
                     <w:spacing w:before="0" w:after="0"/>
                     <w:jc w:val="start"/>
                     <w:rPr>
@@ -4455,6 +4456,37 @@
               </w:tc>
               <w:tc>
                 <w:tcPr>
+                  <w:tcW w:w="707" w:type="dxa"/>
+                  <w:tcBorders/>
+                  <w:vAlign w:val="center"/>
+                </w:tcPr>
+                <w:p>
+                  <w:pPr>
+                    <w:pStyle w:val="Normal"/>
+                    <w:widowControl/>
+                    <w:suppressAutoHyphens w:val="true"/>
+                    <w:spacing w:before="0" w:after="0"/>
+                    <w:jc w:val="start"/>
+                    <w:rPr>
+                      <w:rFonts w:ascii="Calibri" w:hAnsi="Calibri" w:cs="Calibri" w:asciiTheme="minorHAnsi" w:cstheme="minorHAnsi" w:hAnsiTheme="minorHAnsi"/>
+                      <w:sz w:val="22"/>
+                      <w:szCs w:val="22"/>
+                    </w:rPr>
+                  </w:pPr>
+                  <w:r>
+                    <w:rPr>
+                      <w:rFonts w:eastAsia="Times New Roman" w:cs="Calibri" w:hint="eastAsia" w:cstheme="minorHAnsi"/>
+                      <w:kern w:val="0"/>
+                      <w:sz w:val="22"/>
+                      <w:szCs w:val="22"/>
+                      <w:lang w:bidi="ar-SA"/>
+                    </w:rPr>
+                    <w:t>{#trainings.healthAndSafety.date}☒{/trainings.healthAndSafety.date}{^trainings.healthAndSafety.date}☐{/trainings.healthAndSafety.date}</w:t>
+                  </w:r>
+                </w:p>
+              </w:tc>
+              <w:tc>
+                <w:tcPr>
                   <w:tcW w:w="708" w:type="dxa"/>
                   <w:tcBorders/>
                   <w:vAlign w:val="center"/>
@@ -4463,36 +4495,7 @@
                   <w:pPr>
                     <w:pStyle w:val="Normal"/>
                     <w:widowControl/>
-                    <w:spacing w:before="0" w:after="0"/>
-                    <w:jc w:val="start"/>
-                    <w:rPr>
-                      <w:rFonts w:ascii="Calibri" w:hAnsi="Calibri" w:cs="Calibri" w:asciiTheme="minorHAnsi" w:cstheme="minorHAnsi" w:hAnsiTheme="minorHAnsi"/>
-                      <w:sz w:val="22"/>
-                      <w:szCs w:val="22"/>
-                    </w:rPr>
-                  </w:pPr>
-                  <w:r>
-                    <w:rPr>
-                      <w:rFonts w:eastAsia="Times New Roman" w:cs="Calibri" w:hint="eastAsia" w:cstheme="minorHAnsi"/>
-                      <w:kern w:val="0"/>
-                      <w:sz w:val="22"/>
-                      <w:szCs w:val="22"/>
-                      <w:lang w:bidi="ar-SA"/>
-                    </w:rPr>
-                    <w:t>{#trainings.healthAndSafety.date}☒{/trainings.healthAndSafety.date}{^trainings.healthAndSafety.date}☐{/trainings.healthAndSafety.date}</w:t>
-                  </w:r>
-                </w:p>
-              </w:tc>
-              <w:tc>
-                <w:tcPr>
-                  <w:tcW w:w="708" w:type="dxa"/>
-                  <w:tcBorders/>
-                  <w:vAlign w:val="center"/>
-                </w:tcPr>
-                <w:p>
-                  <w:pPr>
-                    <w:pStyle w:val="Normal"/>
-                    <w:widowControl/>
+                    <w:suppressAutoHyphens w:val="true"/>
                     <w:spacing w:before="0" w:after="0"/>
                     <w:jc w:val="start"/>
                     <w:rPr>
@@ -4515,7 +4518,7 @@
               </w:tc>
               <w:tc>
                 <w:tcPr>
-                  <w:tcW w:w="710" w:type="dxa"/>
+                  <w:tcW w:w="711" w:type="dxa"/>
                   <w:tcBorders/>
                   <w:shd w:color="auto" w:fill="D9D9D9" w:themeFill="background1" w:themeFillShade="d9" w:val="clear"/>
                   <w:vAlign w:val="center"/>
@@ -4524,21 +4527,20 @@
                   <w:pPr>
                     <w:pStyle w:val="Normal"/>
                     <w:widowControl/>
-                    <w:spacing w:before="0" w:after="0"/>
-                    <w:jc w:val="start"/>
-                    <w:rPr>
-                      <w:rFonts w:ascii="Calibri" w:hAnsi="Calibri" w:cs="Calibri" w:asciiTheme="minorHAnsi" w:cstheme="minorHAnsi" w:hAnsiTheme="minorHAnsi"/>
-                      <w:sz w:val="22"/>
-                      <w:szCs w:val="22"/>
-                    </w:rPr>
-                  </w:pPr>
-                  <w:r>
-                    <w:rPr>
-                      <w:rFonts w:eastAsia="Times New Roman" w:cs="Calibri" w:cstheme="minorHAnsi" w:ascii="Calibri" w:hAnsi="Calibri"/>
-                      <w:kern w:val="0"/>
-                      <w:sz w:val="22"/>
-                      <w:szCs w:val="22"/>
-                      <w:lang w:bidi="ar-SA"/>
+                    <w:suppressAutoHyphens w:val="true"/>
+                    <w:spacing w:before="0" w:after="0"/>
+                    <w:jc w:val="start"/>
+                    <w:rPr>
+                      <w:rFonts w:ascii="Calibri" w:hAnsi="Calibri" w:cs="Calibri" w:asciiTheme="minorHAnsi" w:cstheme="minorHAnsi" w:hAnsiTheme="minorHAnsi"/>
+                      <w:sz w:val="22"/>
+                      <w:szCs w:val="22"/>
+                    </w:rPr>
+                  </w:pPr>
+                  <w:r>
+                    <w:rPr>
+                      <w:rFonts w:cs="Calibri" w:cstheme="minorHAnsi" w:ascii="Calibri" w:hAnsi="Calibri"/>
+                      <w:sz w:val="22"/>
+                      <w:szCs w:val="22"/>
                     </w:rPr>
                   </w:r>
                 </w:p>
@@ -4553,6 +4555,7 @@
                   <w:pPr>
                     <w:pStyle w:val="Normal"/>
                     <w:widowControl/>
+                    <w:suppressAutoHyphens w:val="true"/>
                     <w:spacing w:before="0" w:after="0"/>
                     <w:jc w:val="start"/>
                     <w:rPr>
@@ -4586,6 +4589,7 @@
                   <w:pPr>
                     <w:pStyle w:val="Normal"/>
                     <w:widowControl/>
+                    <w:suppressAutoHyphens w:val="true"/>
                     <w:spacing w:before="0" w:after="0"/>
                     <w:jc w:val="start"/>
                     <w:rPr>
@@ -4608,6 +4612,37 @@
               </w:tc>
               <w:tc>
                 <w:tcPr>
+                  <w:tcW w:w="707" w:type="dxa"/>
+                  <w:tcBorders/>
+                  <w:vAlign w:val="center"/>
+                </w:tcPr>
+                <w:p>
+                  <w:pPr>
+                    <w:pStyle w:val="Normal"/>
+                    <w:widowControl/>
+                    <w:suppressAutoHyphens w:val="true"/>
+                    <w:spacing w:before="0" w:after="0"/>
+                    <w:jc w:val="start"/>
+                    <w:rPr>
+                      <w:rFonts w:ascii="Calibri" w:hAnsi="Calibri" w:cs="Calibri" w:asciiTheme="minorHAnsi" w:cstheme="minorHAnsi" w:hAnsiTheme="minorHAnsi"/>
+                      <w:sz w:val="22"/>
+                      <w:szCs w:val="22"/>
+                    </w:rPr>
+                  </w:pPr>
+                  <w:r>
+                    <w:rPr>
+                      <w:rFonts w:eastAsia="Times New Roman" w:cs="Calibri" w:hint="eastAsia" w:cstheme="minorHAnsi"/>
+                      <w:kern w:val="0"/>
+                      <w:sz w:val="22"/>
+                      <w:szCs w:val="22"/>
+                      <w:lang w:bidi="ar-SA"/>
+                    </w:rPr>
+                    <w:t>{#trainings.emergencyFirstAidAtWork.date}☒{/trainings.emergencyFirstAidAtWork.date}{^trainings.emergencyFirstAidAtWork.date}☐{/trainings.emergencyFirstAidAtWork.date}</w:t>
+                  </w:r>
+                </w:p>
+              </w:tc>
+              <w:tc>
+                <w:tcPr>
                   <w:tcW w:w="708" w:type="dxa"/>
                   <w:tcBorders/>
                   <w:vAlign w:val="center"/>
@@ -4616,36 +4651,7 @@
                   <w:pPr>
                     <w:pStyle w:val="Normal"/>
                     <w:widowControl/>
-                    <w:spacing w:before="0" w:after="0"/>
-                    <w:jc w:val="start"/>
-                    <w:rPr>
-                      <w:rFonts w:ascii="Calibri" w:hAnsi="Calibri" w:cs="Calibri" w:asciiTheme="minorHAnsi" w:cstheme="minorHAnsi" w:hAnsiTheme="minorHAnsi"/>
-                      <w:sz w:val="22"/>
-                      <w:szCs w:val="22"/>
-                    </w:rPr>
-                  </w:pPr>
-                  <w:r>
-                    <w:rPr>
-                      <w:rFonts w:eastAsia="Times New Roman" w:cs="Calibri" w:hint="eastAsia" w:cstheme="minorHAnsi"/>
-                      <w:kern w:val="0"/>
-                      <w:sz w:val="22"/>
-                      <w:szCs w:val="22"/>
-                      <w:lang w:bidi="ar-SA"/>
-                    </w:rPr>
-                    <w:t>{#trainings.emergencyFirstAidAtWork.date}☒{/trainings.emergencyFirstAidAtWork.date}{^trainings.emergencyFirstAidAtWork.date}☐{/trainings.emergencyFirstAidAtWork.date}</w:t>
-                  </w:r>
-                </w:p>
-              </w:tc>
-              <w:tc>
-                <w:tcPr>
-                  <w:tcW w:w="708" w:type="dxa"/>
-                  <w:tcBorders/>
-                  <w:vAlign w:val="center"/>
-                </w:tcPr>
-                <w:p>
-                  <w:pPr>
-                    <w:pStyle w:val="Normal"/>
-                    <w:widowControl/>
+                    <w:suppressAutoHyphens w:val="true"/>
                     <w:spacing w:before="0" w:after="0"/>
                     <w:jc w:val="start"/>
                     <w:rPr>
@@ -4668,7 +4674,7 @@
               </w:tc>
               <w:tc>
                 <w:tcPr>
-                  <w:tcW w:w="710" w:type="dxa"/>
+                  <w:tcW w:w="711" w:type="dxa"/>
                   <w:tcBorders/>
                   <w:shd w:color="auto" w:fill="D9D9D9" w:themeFill="background1" w:themeFillShade="d9" w:val="clear"/>
                   <w:vAlign w:val="center"/>
@@ -4677,21 +4683,20 @@
                   <w:pPr>
                     <w:pStyle w:val="Normal"/>
                     <w:widowControl/>
-                    <w:spacing w:before="0" w:after="0"/>
-                    <w:jc w:val="start"/>
-                    <w:rPr>
-                      <w:rFonts w:ascii="Calibri" w:hAnsi="Calibri" w:cs="Calibri" w:asciiTheme="minorHAnsi" w:cstheme="minorHAnsi" w:hAnsiTheme="minorHAnsi"/>
-                      <w:sz w:val="22"/>
-                      <w:szCs w:val="22"/>
-                    </w:rPr>
-                  </w:pPr>
-                  <w:r>
-                    <w:rPr>
-                      <w:rFonts w:eastAsia="Times New Roman" w:cs="Calibri" w:cstheme="minorHAnsi" w:ascii="Calibri" w:hAnsi="Calibri"/>
-                      <w:kern w:val="0"/>
-                      <w:sz w:val="22"/>
-                      <w:szCs w:val="22"/>
-                      <w:lang w:bidi="ar-SA"/>
+                    <w:suppressAutoHyphens w:val="true"/>
+                    <w:spacing w:before="0" w:after="0"/>
+                    <w:jc w:val="start"/>
+                    <w:rPr>
+                      <w:rFonts w:ascii="Calibri" w:hAnsi="Calibri" w:cs="Calibri" w:asciiTheme="minorHAnsi" w:cstheme="minorHAnsi" w:hAnsiTheme="minorHAnsi"/>
+                      <w:sz w:val="22"/>
+                      <w:szCs w:val="22"/>
+                    </w:rPr>
+                  </w:pPr>
+                  <w:r>
+                    <w:rPr>
+                      <w:rFonts w:cs="Calibri" w:cstheme="minorHAnsi" w:ascii="Calibri" w:hAnsi="Calibri"/>
+                      <w:sz w:val="22"/>
+                      <w:szCs w:val="22"/>
                     </w:rPr>
                   </w:r>
                 </w:p>
@@ -4706,6 +4711,7 @@
                   <w:pPr>
                     <w:pStyle w:val="Normal"/>
                     <w:widowControl/>
+                    <w:suppressAutoHyphens w:val="true"/>
                     <w:spacing w:before="0" w:after="0"/>
                     <w:jc w:val="start"/>
                     <w:rPr>
@@ -4739,6 +4745,7 @@
                   <w:pPr>
                     <w:pStyle w:val="Normal"/>
                     <w:widowControl/>
+                    <w:suppressAutoHyphens w:val="true"/>
                     <w:spacing w:before="0" w:after="0"/>
                     <w:jc w:val="start"/>
                     <w:rPr>
@@ -4761,6 +4768,37 @@
               </w:tc>
               <w:tc>
                 <w:tcPr>
+                  <w:tcW w:w="707" w:type="dxa"/>
+                  <w:tcBorders/>
+                  <w:vAlign w:val="center"/>
+                </w:tcPr>
+                <w:p>
+                  <w:pPr>
+                    <w:pStyle w:val="Normal"/>
+                    <w:widowControl/>
+                    <w:suppressAutoHyphens w:val="true"/>
+                    <w:spacing w:before="0" w:after="0"/>
+                    <w:jc w:val="start"/>
+                    <w:rPr>
+                      <w:rFonts w:ascii="Calibri" w:hAnsi="Calibri" w:cs="Calibri" w:asciiTheme="minorHAnsi" w:cstheme="minorHAnsi" w:hAnsiTheme="minorHAnsi"/>
+                      <w:sz w:val="22"/>
+                      <w:szCs w:val="22"/>
+                    </w:rPr>
+                  </w:pPr>
+                  <w:r>
+                    <w:rPr>
+                      <w:rFonts w:eastAsia="Times New Roman" w:cs="Segoe UI Symbol" w:ascii="Segoe UI Symbol" w:hAnsi="Segoe UI Symbol"/>
+                      <w:kern w:val="0"/>
+                      <w:sz w:val="22"/>
+                      <w:szCs w:val="22"/>
+                      <w:lang w:bidi="ar-SA"/>
+                    </w:rPr>
+                    <w:t>{#trainings.equalityAndDiversity.date}☒{/trainings.equalityAndDiversity.date}{^trainings.equalityAndDiversity.date}☐{/trainings.equalityAndDiversity.date}</w:t>
+                  </w:r>
+                </w:p>
+              </w:tc>
+              <w:tc>
+                <w:tcPr>
                   <w:tcW w:w="708" w:type="dxa"/>
                   <w:tcBorders/>
                   <w:vAlign w:val="center"/>
@@ -4769,6 +4807,7 @@
                   <w:pPr>
                     <w:pStyle w:val="Normal"/>
                     <w:widowControl/>
+                    <w:suppressAutoHyphens w:val="true"/>
                     <w:spacing w:before="0" w:after="0"/>
                     <w:jc w:val="start"/>
                     <w:rPr>
@@ -4785,43 +4824,13 @@
                       <w:szCs w:val="22"/>
                       <w:lang w:bidi="ar-SA"/>
                     </w:rPr>
-                    <w:t>{#trainings.equalityAndDiversity.date}☒{/trainings.equalityAndDiversity.date}{^trainings.equalityAndDiversity.date}☐{/trainings.equalityAndDiversity.date}</w:t>
-                  </w:r>
-                </w:p>
-              </w:tc>
-              <w:tc>
-                <w:tcPr>
-                  <w:tcW w:w="708" w:type="dxa"/>
-                  <w:tcBorders/>
-                  <w:vAlign w:val="center"/>
-                </w:tcPr>
-                <w:p>
-                  <w:pPr>
-                    <w:pStyle w:val="Normal"/>
-                    <w:widowControl/>
-                    <w:spacing w:before="0" w:after="0"/>
-                    <w:jc w:val="start"/>
-                    <w:rPr>
-                      <w:rFonts w:ascii="Calibri" w:hAnsi="Calibri" w:cs="Calibri" w:asciiTheme="minorHAnsi" w:cstheme="minorHAnsi" w:hAnsiTheme="minorHAnsi"/>
-                      <w:sz w:val="22"/>
-                      <w:szCs w:val="22"/>
-                    </w:rPr>
-                  </w:pPr>
-                  <w:r>
-                    <w:rPr>
-                      <w:rFonts w:eastAsia="Times New Roman" w:cs="Segoe UI Symbol" w:ascii="Segoe UI Symbol" w:hAnsi="Segoe UI Symbol"/>
-                      <w:kern w:val="0"/>
-                      <w:sz w:val="22"/>
-                      <w:szCs w:val="22"/>
-                      <w:lang w:bidi="ar-SA"/>
-                    </w:rPr>
                     <w:t>{^trainings.equalityAndDiversity.date}☒{/trainings.equalityAndDiversity.date}{#trainings.equalityAndDiversity.date}☐{/trainings.equalityAndDiversity.date}</w:t>
                   </w:r>
                 </w:p>
               </w:tc>
               <w:tc>
                 <w:tcPr>
-                  <w:tcW w:w="710" w:type="dxa"/>
+                  <w:tcW w:w="711" w:type="dxa"/>
                   <w:tcBorders/>
                   <w:shd w:color="auto" w:fill="D9D9D9" w:themeFill="background1" w:themeFillShade="d9" w:val="clear"/>
                   <w:vAlign w:val="center"/>
@@ -4830,21 +4839,20 @@
                   <w:pPr>
                     <w:pStyle w:val="Normal"/>
                     <w:widowControl/>
-                    <w:spacing w:before="0" w:after="0"/>
-                    <w:jc w:val="start"/>
-                    <w:rPr>
-                      <w:rFonts w:ascii="Calibri" w:hAnsi="Calibri" w:cs="Calibri" w:asciiTheme="minorHAnsi" w:cstheme="minorHAnsi" w:hAnsiTheme="minorHAnsi"/>
-                      <w:sz w:val="22"/>
-                      <w:szCs w:val="22"/>
-                    </w:rPr>
-                  </w:pPr>
-                  <w:r>
-                    <w:rPr>
-                      <w:rFonts w:eastAsia="Times New Roman" w:cs="Calibri" w:cstheme="minorHAnsi" w:ascii="Calibri" w:hAnsi="Calibri"/>
-                      <w:kern w:val="0"/>
-                      <w:sz w:val="22"/>
-                      <w:szCs w:val="22"/>
-                      <w:lang w:bidi="ar-SA"/>
+                    <w:suppressAutoHyphens w:val="true"/>
+                    <w:spacing w:before="0" w:after="0"/>
+                    <w:jc w:val="start"/>
+                    <w:rPr>
+                      <w:rFonts w:ascii="Calibri" w:hAnsi="Calibri" w:cs="Calibri" w:asciiTheme="minorHAnsi" w:cstheme="minorHAnsi" w:hAnsiTheme="minorHAnsi"/>
+                      <w:sz w:val="22"/>
+                      <w:szCs w:val="22"/>
+                    </w:rPr>
+                  </w:pPr>
+                  <w:r>
+                    <w:rPr>
+                      <w:rFonts w:cs="Calibri" w:cstheme="minorHAnsi" w:ascii="Calibri" w:hAnsi="Calibri"/>
+                      <w:sz w:val="22"/>
+                      <w:szCs w:val="22"/>
                     </w:rPr>
                   </w:r>
                 </w:p>
@@ -4859,6 +4867,7 @@
                   <w:pPr>
                     <w:pStyle w:val="Normal"/>
                     <w:widowControl/>
+                    <w:suppressAutoHyphens w:val="true"/>
                     <w:spacing w:before="0" w:after="0"/>
                     <w:jc w:val="start"/>
                     <w:rPr>
@@ -4892,6 +4901,7 @@
                   <w:pPr>
                     <w:pStyle w:val="Normal"/>
                     <w:widowControl/>
+                    <w:suppressAutoHyphens w:val="true"/>
                     <w:spacing w:before="0" w:after="0"/>
                     <w:jc w:val="start"/>
                     <w:rPr>
@@ -4914,6 +4924,37 @@
               </w:tc>
               <w:tc>
                 <w:tcPr>
+                  <w:tcW w:w="707" w:type="dxa"/>
+                  <w:tcBorders/>
+                  <w:vAlign w:val="center"/>
+                </w:tcPr>
+                <w:p>
+                  <w:pPr>
+                    <w:pStyle w:val="Normal"/>
+                    <w:widowControl/>
+                    <w:suppressAutoHyphens w:val="true"/>
+                    <w:spacing w:before="0" w:after="0"/>
+                    <w:jc w:val="start"/>
+                    <w:rPr>
+                      <w:rFonts w:ascii="Calibri" w:hAnsi="Calibri" w:cs="Calibri" w:asciiTheme="minorHAnsi" w:cstheme="minorHAnsi" w:hAnsiTheme="minorHAnsi"/>
+                      <w:sz w:val="22"/>
+                      <w:szCs w:val="22"/>
+                    </w:rPr>
+                  </w:pPr>
+                  <w:r>
+                    <w:rPr>
+                      <w:rFonts w:eastAsia="Times New Roman" w:cs="Segoe UI Symbol" w:ascii="Segoe UI Symbol" w:hAnsi="Segoe UI Symbol"/>
+                      <w:kern w:val="0"/>
+                      <w:sz w:val="22"/>
+                      <w:szCs w:val="22"/>
+                      <w:lang w:bidi="ar-SA"/>
+                    </w:rPr>
+                    <w:t>{#trainings.mcaDols.date}☒{/trainings.mcaDols.date}{^trainings.mcaDols.date}☐{/trainings.mcaDols.date}</w:t>
+                  </w:r>
+                </w:p>
+              </w:tc>
+              <w:tc>
+                <w:tcPr>
                   <w:tcW w:w="708" w:type="dxa"/>
                   <w:tcBorders/>
                   <w:vAlign w:val="center"/>
@@ -4922,6 +4963,7 @@
                   <w:pPr>
                     <w:pStyle w:val="Normal"/>
                     <w:widowControl/>
+                    <w:suppressAutoHyphens w:val="true"/>
                     <w:spacing w:before="0" w:after="0"/>
                     <w:jc w:val="start"/>
                     <w:rPr>
@@ -4938,43 +4980,13 @@
                       <w:szCs w:val="22"/>
                       <w:lang w:bidi="ar-SA"/>
                     </w:rPr>
-                    <w:t>{#trainings.mcaDols.date}☒{/trainings.mcaDols.date}{^trainings.mcaDols.date}☐{/trainings.mcaDols.date}</w:t>
-                  </w:r>
-                </w:p>
-              </w:tc>
-              <w:tc>
-                <w:tcPr>
-                  <w:tcW w:w="708" w:type="dxa"/>
-                  <w:tcBorders/>
-                  <w:vAlign w:val="center"/>
-                </w:tcPr>
-                <w:p>
-                  <w:pPr>
-                    <w:pStyle w:val="Normal"/>
-                    <w:widowControl/>
-                    <w:spacing w:before="0" w:after="0"/>
-                    <w:jc w:val="start"/>
-                    <w:rPr>
-                      <w:rFonts w:ascii="Calibri" w:hAnsi="Calibri" w:cs="Calibri" w:asciiTheme="minorHAnsi" w:cstheme="minorHAnsi" w:hAnsiTheme="minorHAnsi"/>
-                      <w:sz w:val="22"/>
-                      <w:szCs w:val="22"/>
-                    </w:rPr>
-                  </w:pPr>
-                  <w:r>
-                    <w:rPr>
-                      <w:rFonts w:eastAsia="Times New Roman" w:cs="Segoe UI Symbol" w:ascii="Segoe UI Symbol" w:hAnsi="Segoe UI Symbol"/>
-                      <w:kern w:val="0"/>
-                      <w:sz w:val="22"/>
-                      <w:szCs w:val="22"/>
-                      <w:lang w:bidi="ar-SA"/>
-                    </w:rPr>
                     <w:t>{^trainings.mcaDols.date}☒{/trainings.mcaDols.date}{#trainings.mcaDols.date}☐{/trainings.mcaDols.date}</w:t>
                   </w:r>
                 </w:p>
               </w:tc>
               <w:tc>
                 <w:tcPr>
-                  <w:tcW w:w="710" w:type="dxa"/>
+                  <w:tcW w:w="711" w:type="dxa"/>
                   <w:tcBorders/>
                   <w:shd w:color="auto" w:fill="D9D9D9" w:themeFill="background1" w:themeFillShade="d9" w:val="clear"/>
                   <w:vAlign w:val="center"/>
@@ -4983,21 +4995,20 @@
                   <w:pPr>
                     <w:pStyle w:val="Normal"/>
                     <w:widowControl/>
-                    <w:spacing w:before="0" w:after="0"/>
-                    <w:jc w:val="start"/>
-                    <w:rPr>
-                      <w:rFonts w:ascii="Calibri" w:hAnsi="Calibri" w:cs="Calibri" w:asciiTheme="minorHAnsi" w:cstheme="minorHAnsi" w:hAnsiTheme="minorHAnsi"/>
-                      <w:sz w:val="22"/>
-                      <w:szCs w:val="22"/>
-                    </w:rPr>
-                  </w:pPr>
-                  <w:r>
-                    <w:rPr>
-                      <w:rFonts w:eastAsia="Times New Roman" w:cs="Calibri" w:cstheme="minorHAnsi" w:ascii="Calibri" w:hAnsi="Calibri"/>
-                      <w:kern w:val="0"/>
-                      <w:sz w:val="22"/>
-                      <w:szCs w:val="22"/>
-                      <w:lang w:bidi="ar-SA"/>
+                    <w:suppressAutoHyphens w:val="true"/>
+                    <w:spacing w:before="0" w:after="0"/>
+                    <w:jc w:val="start"/>
+                    <w:rPr>
+                      <w:rFonts w:ascii="Calibri" w:hAnsi="Calibri" w:cs="Calibri" w:asciiTheme="minorHAnsi" w:cstheme="minorHAnsi" w:hAnsiTheme="minorHAnsi"/>
+                      <w:sz w:val="22"/>
+                      <w:szCs w:val="22"/>
+                    </w:rPr>
+                  </w:pPr>
+                  <w:r>
+                    <w:rPr>
+                      <w:rFonts w:cs="Calibri" w:cstheme="minorHAnsi" w:ascii="Calibri" w:hAnsi="Calibri"/>
+                      <w:sz w:val="22"/>
+                      <w:szCs w:val="22"/>
                     </w:rPr>
                   </w:r>
                 </w:p>
@@ -5012,6 +5023,7 @@
                   <w:pPr>
                     <w:pStyle w:val="Normal"/>
                     <w:widowControl/>
+                    <w:suppressAutoHyphens w:val="true"/>
                     <w:spacing w:before="0" w:after="0"/>
                     <w:jc w:val="start"/>
                     <w:rPr>
@@ -5045,6 +5057,7 @@
                   <w:pPr>
                     <w:pStyle w:val="Normal"/>
                     <w:widowControl/>
+                    <w:suppressAutoHyphens w:val="true"/>
                     <w:spacing w:before="0" w:after="0"/>
                     <w:jc w:val="start"/>
                     <w:rPr>
@@ -5067,6 +5080,37 @@
               </w:tc>
               <w:tc>
                 <w:tcPr>
+                  <w:tcW w:w="707" w:type="dxa"/>
+                  <w:tcBorders/>
+                  <w:vAlign w:val="center"/>
+                </w:tcPr>
+                <w:p>
+                  <w:pPr>
+                    <w:pStyle w:val="Normal"/>
+                    <w:widowControl/>
+                    <w:suppressAutoHyphens w:val="true"/>
+                    <w:spacing w:before="0" w:after="0"/>
+                    <w:jc w:val="start"/>
+                    <w:rPr>
+                      <w:rFonts w:ascii="Calibri" w:hAnsi="Calibri" w:cs="Calibri" w:asciiTheme="minorHAnsi" w:cstheme="minorHAnsi" w:hAnsiTheme="minorHAnsi"/>
+                      <w:sz w:val="22"/>
+                      <w:szCs w:val="22"/>
+                    </w:rPr>
+                  </w:pPr>
+                  <w:r>
+                    <w:rPr>
+                      <w:rFonts w:eastAsia="Times New Roman" w:cs="Segoe UI Symbol" w:ascii="Segoe UI Symbol" w:hAnsi="Segoe UI Symbol"/>
+                      <w:kern w:val="0"/>
+                      <w:sz w:val="22"/>
+                      <w:szCs w:val="22"/>
+                      <w:lang w:bidi="ar-SA"/>
+                    </w:rPr>
+                    <w:t>{#trainings.medicationAdministration.date}☒{/trainings.medicationAdministration.date}{^trainings.medicationAdministration.date}☐{/trainings.medicationAdministration.date}</w:t>
+                  </w:r>
+                </w:p>
+              </w:tc>
+              <w:tc>
+                <w:tcPr>
                   <w:tcW w:w="708" w:type="dxa"/>
                   <w:tcBorders/>
                   <w:vAlign w:val="center"/>
@@ -5075,6 +5119,7 @@
                   <w:pPr>
                     <w:pStyle w:val="Normal"/>
                     <w:widowControl/>
+                    <w:suppressAutoHyphens w:val="true"/>
                     <w:spacing w:before="0" w:after="0"/>
                     <w:jc w:val="start"/>
                     <w:rPr>
@@ -5091,43 +5136,13 @@
                       <w:szCs w:val="22"/>
                       <w:lang w:bidi="ar-SA"/>
                     </w:rPr>
-                    <w:t>{#trainings.medicationAdministration.date}☒{/trainings.medicationAdministration.date}{^trainings.medicationAdministration.date}☐{/trainings.medicationAdministration.date}</w:t>
-                  </w:r>
-                </w:p>
-              </w:tc>
-              <w:tc>
-                <w:tcPr>
-                  <w:tcW w:w="708" w:type="dxa"/>
-                  <w:tcBorders/>
-                  <w:vAlign w:val="center"/>
-                </w:tcPr>
-                <w:p>
-                  <w:pPr>
-                    <w:pStyle w:val="Normal"/>
-                    <w:widowControl/>
-                    <w:spacing w:before="0" w:after="0"/>
-                    <w:jc w:val="start"/>
-                    <w:rPr>
-                      <w:rFonts w:ascii="Calibri" w:hAnsi="Calibri" w:cs="Calibri" w:asciiTheme="minorHAnsi" w:cstheme="minorHAnsi" w:hAnsiTheme="minorHAnsi"/>
-                      <w:sz w:val="22"/>
-                      <w:szCs w:val="22"/>
-                    </w:rPr>
-                  </w:pPr>
-                  <w:r>
-                    <w:rPr>
-                      <w:rFonts w:eastAsia="Times New Roman" w:cs="Segoe UI Symbol" w:ascii="Segoe UI Symbol" w:hAnsi="Segoe UI Symbol"/>
-                      <w:kern w:val="0"/>
-                      <w:sz w:val="22"/>
-                      <w:szCs w:val="22"/>
-                      <w:lang w:bidi="ar-SA"/>
-                    </w:rPr>
                     <w:t>{^trainings.medicationAdministration.date}☒{/trainings.medicationAdministration.date}{#trainings.medicationAdministration.date}☐{/trainings.medicationAdministration.date}</w:t>
                   </w:r>
                 </w:p>
               </w:tc>
               <w:tc>
                 <w:tcPr>
-                  <w:tcW w:w="710" w:type="dxa"/>
+                  <w:tcW w:w="711" w:type="dxa"/>
                   <w:tcBorders/>
                   <w:shd w:color="auto" w:fill="D9D9D9" w:themeFill="background1" w:themeFillShade="d9" w:val="clear"/>
                   <w:vAlign w:val="center"/>
@@ -5136,21 +5151,20 @@
                   <w:pPr>
                     <w:pStyle w:val="Normal"/>
                     <w:widowControl/>
-                    <w:spacing w:before="0" w:after="0"/>
-                    <w:jc w:val="start"/>
-                    <w:rPr>
-                      <w:rFonts w:ascii="Calibri" w:hAnsi="Calibri" w:cs="Calibri" w:asciiTheme="minorHAnsi" w:cstheme="minorHAnsi" w:hAnsiTheme="minorHAnsi"/>
-                      <w:sz w:val="22"/>
-                      <w:szCs w:val="22"/>
-                    </w:rPr>
-                  </w:pPr>
-                  <w:r>
-                    <w:rPr>
-                      <w:rFonts w:eastAsia="Times New Roman" w:cs="Calibri" w:cstheme="minorHAnsi" w:ascii="Calibri" w:hAnsi="Calibri"/>
-                      <w:kern w:val="0"/>
-                      <w:sz w:val="22"/>
-                      <w:szCs w:val="22"/>
-                      <w:lang w:bidi="ar-SA"/>
+                    <w:suppressAutoHyphens w:val="true"/>
+                    <w:spacing w:before="0" w:after="0"/>
+                    <w:jc w:val="start"/>
+                    <w:rPr>
+                      <w:rFonts w:ascii="Calibri" w:hAnsi="Calibri" w:cs="Calibri" w:asciiTheme="minorHAnsi" w:cstheme="minorHAnsi" w:hAnsiTheme="minorHAnsi"/>
+                      <w:sz w:val="22"/>
+                      <w:szCs w:val="22"/>
+                    </w:rPr>
+                  </w:pPr>
+                  <w:r>
+                    <w:rPr>
+                      <w:rFonts w:cs="Calibri" w:cstheme="minorHAnsi" w:ascii="Calibri" w:hAnsi="Calibri"/>
+                      <w:sz w:val="22"/>
+                      <w:szCs w:val="22"/>
                     </w:rPr>
                   </w:r>
                 </w:p>
@@ -5165,6 +5179,7 @@
                   <w:pPr>
                     <w:pStyle w:val="Normal"/>
                     <w:widowControl/>
+                    <w:suppressAutoHyphens w:val="true"/>
                     <w:spacing w:before="0" w:after="0"/>
                     <w:jc w:val="start"/>
                     <w:rPr>
@@ -5198,6 +5213,7 @@
                   <w:pPr>
                     <w:pStyle w:val="Normal"/>
                     <w:widowControl/>
+                    <w:suppressAutoHyphens w:val="true"/>
                     <w:spacing w:before="0" w:after="0"/>
                     <w:jc w:val="start"/>
                     <w:rPr>
@@ -5220,6 +5236,37 @@
               </w:tc>
               <w:tc>
                 <w:tcPr>
+                  <w:tcW w:w="707" w:type="dxa"/>
+                  <w:tcBorders/>
+                  <w:vAlign w:val="center"/>
+                </w:tcPr>
+                <w:p>
+                  <w:pPr>
+                    <w:pStyle w:val="Normal"/>
+                    <w:widowControl/>
+                    <w:suppressAutoHyphens w:val="true"/>
+                    <w:spacing w:before="0" w:after="0"/>
+                    <w:jc w:val="start"/>
+                    <w:rPr>
+                      <w:rFonts w:ascii="Calibri" w:hAnsi="Calibri" w:cs="Calibri" w:asciiTheme="minorHAnsi" w:cstheme="minorHAnsi" w:hAnsiTheme="minorHAnsi"/>
+                      <w:sz w:val="22"/>
+                      <w:szCs w:val="22"/>
+                    </w:rPr>
+                  </w:pPr>
+                  <w:r>
+                    <w:rPr>
+                      <w:rFonts w:eastAsia="Times New Roman" w:cs="Segoe UI Symbol" w:ascii="Segoe UI Symbol" w:hAnsi="Segoe UI Symbol"/>
+                      <w:kern w:val="0"/>
+                      <w:sz w:val="22"/>
+                      <w:szCs w:val="22"/>
+                      <w:lang w:bidi="ar-SA"/>
+                    </w:rPr>
+                    <w:t>{#trainings.foodHygiene.date}☒{/trainings.foodHygiene.date}{^trainings.foodHygiene.date}☐{/trainings.foodHygiene.date}</w:t>
+                  </w:r>
+                </w:p>
+              </w:tc>
+              <w:tc>
+                <w:tcPr>
                   <w:tcW w:w="708" w:type="dxa"/>
                   <w:tcBorders/>
                   <w:vAlign w:val="center"/>
@@ -5228,6 +5275,7 @@
                   <w:pPr>
                     <w:pStyle w:val="Normal"/>
                     <w:widowControl/>
+                    <w:suppressAutoHyphens w:val="true"/>
                     <w:spacing w:before="0" w:after="0"/>
                     <w:jc w:val="start"/>
                     <w:rPr>
@@ -5244,43 +5292,13 @@
                       <w:szCs w:val="22"/>
                       <w:lang w:bidi="ar-SA"/>
                     </w:rPr>
-                    <w:t>{#trainings.foodHygiene.date}☒{/trainings.foodHygiene.date}{^trainings.foodHygiene.date}☐{/trainings.foodHygiene.date}</w:t>
-                  </w:r>
-                </w:p>
-              </w:tc>
-              <w:tc>
-                <w:tcPr>
-                  <w:tcW w:w="708" w:type="dxa"/>
-                  <w:tcBorders/>
-                  <w:vAlign w:val="center"/>
-                </w:tcPr>
-                <w:p>
-                  <w:pPr>
-                    <w:pStyle w:val="Normal"/>
-                    <w:widowControl/>
-                    <w:spacing w:before="0" w:after="0"/>
-                    <w:jc w:val="start"/>
-                    <w:rPr>
-                      <w:rFonts w:ascii="Calibri" w:hAnsi="Calibri" w:cs="Calibri" w:asciiTheme="minorHAnsi" w:cstheme="minorHAnsi" w:hAnsiTheme="minorHAnsi"/>
-                      <w:sz w:val="22"/>
-                      <w:szCs w:val="22"/>
-                    </w:rPr>
-                  </w:pPr>
-                  <w:r>
-                    <w:rPr>
-                      <w:rFonts w:eastAsia="Times New Roman" w:cs="Segoe UI Symbol" w:ascii="Segoe UI Symbol" w:hAnsi="Segoe UI Symbol"/>
-                      <w:kern w:val="0"/>
-                      <w:sz w:val="22"/>
-                      <w:szCs w:val="22"/>
-                      <w:lang w:bidi="ar-SA"/>
-                    </w:rPr>
                     <w:t>{^trainings.foodHygiene.date}☒{/trainings.foodHygiene.date}{#trainings.foodHygiene.date}☐{/trainings.foodHygiene.date}</w:t>
                   </w:r>
                 </w:p>
               </w:tc>
               <w:tc>
                 <w:tcPr>
-                  <w:tcW w:w="710" w:type="dxa"/>
+                  <w:tcW w:w="711" w:type="dxa"/>
                   <w:tcBorders/>
                   <w:shd w:color="auto" w:fill="D9D9D9" w:themeFill="background1" w:themeFillShade="d9" w:val="clear"/>
                   <w:vAlign w:val="center"/>
@@ -5289,21 +5307,20 @@
                   <w:pPr>
                     <w:pStyle w:val="Normal"/>
                     <w:widowControl/>
-                    <w:spacing w:before="0" w:after="0"/>
-                    <w:jc w:val="start"/>
-                    <w:rPr>
-                      <w:rFonts w:ascii="Calibri" w:hAnsi="Calibri" w:cs="Calibri" w:asciiTheme="minorHAnsi" w:cstheme="minorHAnsi" w:hAnsiTheme="minorHAnsi"/>
-                      <w:sz w:val="22"/>
-                      <w:szCs w:val="22"/>
-                    </w:rPr>
-                  </w:pPr>
-                  <w:r>
-                    <w:rPr>
-                      <w:rFonts w:eastAsia="Times New Roman" w:cs="Calibri" w:cstheme="minorHAnsi" w:ascii="Calibri" w:hAnsi="Calibri"/>
-                      <w:kern w:val="0"/>
-                      <w:sz w:val="22"/>
-                      <w:szCs w:val="22"/>
-                      <w:lang w:bidi="ar-SA"/>
+                    <w:suppressAutoHyphens w:val="true"/>
+                    <w:spacing w:before="0" w:after="0"/>
+                    <w:jc w:val="start"/>
+                    <w:rPr>
+                      <w:rFonts w:ascii="Calibri" w:hAnsi="Calibri" w:cs="Calibri" w:asciiTheme="minorHAnsi" w:cstheme="minorHAnsi" w:hAnsiTheme="minorHAnsi"/>
+                      <w:sz w:val="22"/>
+                      <w:szCs w:val="22"/>
+                    </w:rPr>
+                  </w:pPr>
+                  <w:r>
+                    <w:rPr>
+                      <w:rFonts w:cs="Calibri" w:cstheme="minorHAnsi" w:ascii="Calibri" w:hAnsi="Calibri"/>
+                      <w:sz w:val="22"/>
+                      <w:szCs w:val="22"/>
                     </w:rPr>
                   </w:r>
                 </w:p>
@@ -5318,6 +5335,7 @@
                   <w:pPr>
                     <w:pStyle w:val="Normal"/>
                     <w:widowControl/>
+                    <w:suppressAutoHyphens w:val="true"/>
                     <w:spacing w:before="0" w:after="0"/>
                     <w:jc w:val="start"/>
                     <w:rPr>
@@ -5351,6 +5369,7 @@
                   <w:pPr>
                     <w:pStyle w:val="Normal"/>
                     <w:widowControl/>
+                    <w:suppressAutoHyphens w:val="true"/>
                     <w:spacing w:before="0" w:after="0"/>
                     <w:jc w:val="start"/>
                     <w:rPr>
@@ -5373,6 +5392,37 @@
               </w:tc>
               <w:tc>
                 <w:tcPr>
+                  <w:tcW w:w="707" w:type="dxa"/>
+                  <w:tcBorders/>
+                  <w:vAlign w:val="center"/>
+                </w:tcPr>
+                <w:p>
+                  <w:pPr>
+                    <w:pStyle w:val="Normal"/>
+                    <w:widowControl/>
+                    <w:suppressAutoHyphens w:val="true"/>
+                    <w:spacing w:before="0" w:after="0"/>
+                    <w:jc w:val="start"/>
+                    <w:rPr>
+                      <w:rFonts w:ascii="Calibri" w:hAnsi="Calibri" w:cs="Calibri" w:asciiTheme="minorHAnsi" w:cstheme="minorHAnsi" w:hAnsiTheme="minorHAnsi"/>
+                      <w:sz w:val="22"/>
+                      <w:szCs w:val="22"/>
+                    </w:rPr>
+                  </w:pPr>
+                  <w:r>
+                    <w:rPr>
+                      <w:rFonts w:eastAsia="Times New Roman" w:cs="Segoe UI Symbol" w:ascii="Segoe UI Symbol" w:hAnsi="Segoe UI Symbol"/>
+                      <w:kern w:val="0"/>
+                      <w:sz w:val="22"/>
+                      <w:szCs w:val="22"/>
+                      <w:lang w:bidi="ar-SA"/>
+                    </w:rPr>
+                    <w:t>{#trainings.foodSafetyAndNutrition.date}☒{/trainings.foodSafetyAndNutrition.date}{^trainings.foodSafetyAndNutrition.date}☐{/trainings.foodSafetyAndNutrition.date}</w:t>
+                  </w:r>
+                </w:p>
+              </w:tc>
+              <w:tc>
+                <w:tcPr>
                   <w:tcW w:w="708" w:type="dxa"/>
                   <w:tcBorders/>
                   <w:vAlign w:val="center"/>
@@ -5381,6 +5431,7 @@
                   <w:pPr>
                     <w:pStyle w:val="Normal"/>
                     <w:widowControl/>
+                    <w:suppressAutoHyphens w:val="true"/>
                     <w:spacing w:before="0" w:after="0"/>
                     <w:jc w:val="start"/>
                     <w:rPr>
@@ -5397,43 +5448,13 @@
                       <w:szCs w:val="22"/>
                       <w:lang w:bidi="ar-SA"/>
                     </w:rPr>
-                    <w:t>{#trainings.foodSafetyAndNutrition.date}☒{/trainings.foodSafetyAndNutrition.date}{^trainings.foodSafetyAndNutrition.date}☐{/trainings.foodSafetyAndNutrition.date}</w:t>
-                  </w:r>
-                </w:p>
-              </w:tc>
-              <w:tc>
-                <w:tcPr>
-                  <w:tcW w:w="708" w:type="dxa"/>
-                  <w:tcBorders/>
-                  <w:vAlign w:val="center"/>
-                </w:tcPr>
-                <w:p>
-                  <w:pPr>
-                    <w:pStyle w:val="Normal"/>
-                    <w:widowControl/>
-                    <w:spacing w:before="0" w:after="0"/>
-                    <w:jc w:val="start"/>
-                    <w:rPr>
-                      <w:rFonts w:ascii="Calibri" w:hAnsi="Calibri" w:cs="Calibri" w:asciiTheme="minorHAnsi" w:cstheme="minorHAnsi" w:hAnsiTheme="minorHAnsi"/>
-                      <w:sz w:val="22"/>
-                      <w:szCs w:val="22"/>
-                    </w:rPr>
-                  </w:pPr>
-                  <w:r>
-                    <w:rPr>
-                      <w:rFonts w:eastAsia="Times New Roman" w:cs="Segoe UI Symbol" w:ascii="Segoe UI Symbol" w:hAnsi="Segoe UI Symbol"/>
-                      <w:kern w:val="0"/>
-                      <w:sz w:val="22"/>
-                      <w:szCs w:val="22"/>
-                      <w:lang w:bidi="ar-SA"/>
-                    </w:rPr>
                     <w:t>{^trainings.foodSafetyAndNutrition.date}☒{/trainings.foodSafetyAndNutrition.date}{#trainings.foodSafetyAndNutrition.date}☐{/trainings.foodSafetyAndNutrition.date}</w:t>
                   </w:r>
                 </w:p>
               </w:tc>
               <w:tc>
                 <w:tcPr>
-                  <w:tcW w:w="710" w:type="dxa"/>
+                  <w:tcW w:w="711" w:type="dxa"/>
                   <w:tcBorders/>
                   <w:shd w:color="auto" w:fill="D9D9D9" w:themeFill="background1" w:themeFillShade="d9" w:val="clear"/>
                   <w:vAlign w:val="center"/>
@@ -5442,21 +5463,20 @@
                   <w:pPr>
                     <w:pStyle w:val="Normal"/>
                     <w:widowControl/>
-                    <w:spacing w:before="0" w:after="0"/>
-                    <w:jc w:val="start"/>
-                    <w:rPr>
-                      <w:rFonts w:ascii="Calibri" w:hAnsi="Calibri" w:cs="Calibri" w:asciiTheme="minorHAnsi" w:cstheme="minorHAnsi" w:hAnsiTheme="minorHAnsi"/>
-                      <w:sz w:val="22"/>
-                      <w:szCs w:val="22"/>
-                    </w:rPr>
-                  </w:pPr>
-                  <w:r>
-                    <w:rPr>
-                      <w:rFonts w:eastAsia="Times New Roman" w:cs="Calibri" w:cstheme="minorHAnsi" w:ascii="Calibri" w:hAnsi="Calibri"/>
-                      <w:kern w:val="0"/>
-                      <w:sz w:val="22"/>
-                      <w:szCs w:val="22"/>
-                      <w:lang w:bidi="ar-SA"/>
+                    <w:suppressAutoHyphens w:val="true"/>
+                    <w:spacing w:before="0" w:after="0"/>
+                    <w:jc w:val="start"/>
+                    <w:rPr>
+                      <w:rFonts w:ascii="Calibri" w:hAnsi="Calibri" w:cs="Calibri" w:asciiTheme="minorHAnsi" w:cstheme="minorHAnsi" w:hAnsiTheme="minorHAnsi"/>
+                      <w:sz w:val="22"/>
+                      <w:szCs w:val="22"/>
+                    </w:rPr>
+                  </w:pPr>
+                  <w:r>
+                    <w:rPr>
+                      <w:rFonts w:cs="Calibri" w:cstheme="minorHAnsi" w:ascii="Calibri" w:hAnsi="Calibri"/>
+                      <w:sz w:val="22"/>
+                      <w:szCs w:val="22"/>
                     </w:rPr>
                   </w:r>
                 </w:p>
@@ -5471,6 +5491,7 @@
                   <w:pPr>
                     <w:pStyle w:val="Normal"/>
                     <w:widowControl/>
+                    <w:suppressAutoHyphens w:val="true"/>
                     <w:spacing w:before="0" w:after="0"/>
                     <w:jc w:val="start"/>
                     <w:rPr>
@@ -5504,6 +5525,7 @@
                   <w:pPr>
                     <w:pStyle w:val="Normal"/>
                     <w:widowControl/>
+                    <w:suppressAutoHyphens w:val="true"/>
                     <w:spacing w:before="0" w:after="0"/>
                     <w:jc w:val="start"/>
                     <w:rPr>
@@ -5526,6 +5548,37 @@
               </w:tc>
               <w:tc>
                 <w:tcPr>
+                  <w:tcW w:w="707" w:type="dxa"/>
+                  <w:tcBorders/>
+                  <w:vAlign w:val="center"/>
+                </w:tcPr>
+                <w:p>
+                  <w:pPr>
+                    <w:pStyle w:val="Normal"/>
+                    <w:widowControl/>
+                    <w:suppressAutoHyphens w:val="true"/>
+                    <w:spacing w:before="0" w:after="0"/>
+                    <w:jc w:val="start"/>
+                    <w:rPr>
+                      <w:rFonts w:ascii="Calibri" w:hAnsi="Calibri" w:cs="Calibri" w:asciiTheme="minorHAnsi" w:cstheme="minorHAnsi" w:hAnsiTheme="minorHAnsi"/>
+                      <w:sz w:val="22"/>
+                      <w:szCs w:val="22"/>
+                    </w:rPr>
+                  </w:pPr>
+                  <w:r>
+                    <w:rPr>
+                      <w:rFonts w:eastAsia="Times New Roman" w:cs="Segoe UI Symbol" w:ascii="Segoe UI Symbol" w:hAnsi="Segoe UI Symbol"/>
+                      <w:kern w:val="0"/>
+                      <w:sz w:val="22"/>
+                      <w:szCs w:val="22"/>
+                      <w:lang w:bidi="ar-SA"/>
+                    </w:rPr>
+                    <w:t>{#trainings.coshh.date}☒{/trainings.coshh.date}{^trainings.coshh.date}☐{/trainings.coshh.date}</w:t>
+                  </w:r>
+                </w:p>
+              </w:tc>
+              <w:tc>
+                <w:tcPr>
                   <w:tcW w:w="708" w:type="dxa"/>
                   <w:tcBorders/>
                   <w:vAlign w:val="center"/>
@@ -5534,6 +5587,7 @@
                   <w:pPr>
                     <w:pStyle w:val="Normal"/>
                     <w:widowControl/>
+                    <w:suppressAutoHyphens w:val="true"/>
                     <w:spacing w:before="0" w:after="0"/>
                     <w:jc w:val="start"/>
                     <w:rPr>
@@ -5550,43 +5604,13 @@
                       <w:szCs w:val="22"/>
                       <w:lang w:bidi="ar-SA"/>
                     </w:rPr>
-                    <w:t>{#trainings.coshh.date}☒{/trainings.coshh.date}{^trainings.coshh.date}☐{/trainings.coshh.date}</w:t>
-                  </w:r>
-                </w:p>
-              </w:tc>
-              <w:tc>
-                <w:tcPr>
-                  <w:tcW w:w="708" w:type="dxa"/>
-                  <w:tcBorders/>
-                  <w:vAlign w:val="center"/>
-                </w:tcPr>
-                <w:p>
-                  <w:pPr>
-                    <w:pStyle w:val="Normal"/>
-                    <w:widowControl/>
-                    <w:spacing w:before="0" w:after="0"/>
-                    <w:jc w:val="start"/>
-                    <w:rPr>
-                      <w:rFonts w:ascii="Calibri" w:hAnsi="Calibri" w:cs="Calibri" w:asciiTheme="minorHAnsi" w:cstheme="minorHAnsi" w:hAnsiTheme="minorHAnsi"/>
-                      <w:sz w:val="22"/>
-                      <w:szCs w:val="22"/>
-                    </w:rPr>
-                  </w:pPr>
-                  <w:r>
-                    <w:rPr>
-                      <w:rFonts w:eastAsia="Times New Roman" w:cs="Segoe UI Symbol" w:ascii="Segoe UI Symbol" w:hAnsi="Segoe UI Symbol"/>
-                      <w:kern w:val="0"/>
-                      <w:sz w:val="22"/>
-                      <w:szCs w:val="22"/>
-                      <w:lang w:bidi="ar-SA"/>
-                    </w:rPr>
                     <w:t>{^trainings.coshh.date}☒{/trainings.coshh.date}{#trainings.coshh.date}☐{/trainings.coshh.date}</w:t>
                   </w:r>
                 </w:p>
               </w:tc>
               <w:tc>
                 <w:tcPr>
-                  <w:tcW w:w="710" w:type="dxa"/>
+                  <w:tcW w:w="711" w:type="dxa"/>
                   <w:tcBorders/>
                   <w:shd w:color="auto" w:fill="D9D9D9" w:themeFill="background1" w:themeFillShade="d9" w:val="clear"/>
                   <w:vAlign w:val="center"/>
@@ -5595,21 +5619,20 @@
                   <w:pPr>
                     <w:pStyle w:val="Normal"/>
                     <w:widowControl/>
-                    <w:spacing w:before="0" w:after="0"/>
-                    <w:jc w:val="start"/>
-                    <w:rPr>
-                      <w:rFonts w:ascii="Calibri" w:hAnsi="Calibri" w:cs="Calibri" w:asciiTheme="minorHAnsi" w:cstheme="minorHAnsi" w:hAnsiTheme="minorHAnsi"/>
-                      <w:sz w:val="22"/>
-                      <w:szCs w:val="22"/>
-                    </w:rPr>
-                  </w:pPr>
-                  <w:r>
-                    <w:rPr>
-                      <w:rFonts w:eastAsia="Times New Roman" w:cs="Calibri" w:cstheme="minorHAnsi" w:ascii="Calibri" w:hAnsi="Calibri"/>
-                      <w:kern w:val="0"/>
-                      <w:sz w:val="22"/>
-                      <w:szCs w:val="22"/>
-                      <w:lang w:bidi="ar-SA"/>
+                    <w:suppressAutoHyphens w:val="true"/>
+                    <w:spacing w:before="0" w:after="0"/>
+                    <w:jc w:val="start"/>
+                    <w:rPr>
+                      <w:rFonts w:ascii="Calibri" w:hAnsi="Calibri" w:cs="Calibri" w:asciiTheme="minorHAnsi" w:cstheme="minorHAnsi" w:hAnsiTheme="minorHAnsi"/>
+                      <w:sz w:val="22"/>
+                      <w:szCs w:val="22"/>
+                    </w:rPr>
+                  </w:pPr>
+                  <w:r>
+                    <w:rPr>
+                      <w:rFonts w:cs="Calibri" w:cstheme="minorHAnsi" w:ascii="Calibri" w:hAnsi="Calibri"/>
+                      <w:sz w:val="22"/>
+                      <w:szCs w:val="22"/>
                     </w:rPr>
                   </w:r>
                 </w:p>
@@ -5624,6 +5647,7 @@
                   <w:pPr>
                     <w:pStyle w:val="Normal"/>
                     <w:widowControl/>
+                    <w:suppressAutoHyphens w:val="true"/>
                     <w:spacing w:before="0" w:after="0"/>
                     <w:jc w:val="start"/>
                     <w:rPr>
@@ -5657,6 +5681,7 @@
                   <w:pPr>
                     <w:pStyle w:val="Normal"/>
                     <w:widowControl/>
+                    <w:suppressAutoHyphens w:val="true"/>
                     <w:spacing w:before="0" w:after="0"/>
                     <w:jc w:val="start"/>
                     <w:rPr>
@@ -5679,6 +5704,37 @@
               </w:tc>
               <w:tc>
                 <w:tcPr>
+                  <w:tcW w:w="707" w:type="dxa"/>
+                  <w:tcBorders/>
+                  <w:vAlign w:val="center"/>
+                </w:tcPr>
+                <w:p>
+                  <w:pPr>
+                    <w:pStyle w:val="Normal"/>
+                    <w:widowControl/>
+                    <w:suppressAutoHyphens w:val="true"/>
+                    <w:spacing w:before="0" w:after="0"/>
+                    <w:jc w:val="start"/>
+                    <w:rPr>
+                      <w:rFonts w:ascii="Calibri" w:hAnsi="Calibri" w:cs="Calibri" w:asciiTheme="minorHAnsi" w:cstheme="minorHAnsi" w:hAnsiTheme="minorHAnsi"/>
+                      <w:sz w:val="22"/>
+                      <w:szCs w:val="22"/>
+                    </w:rPr>
+                  </w:pPr>
+                  <w:r>
+                    <w:rPr>
+                      <w:rFonts w:eastAsia="Times New Roman" w:cs="Segoe UI Symbol" w:ascii="Segoe UI Symbol" w:hAnsi="Segoe UI Symbol"/>
+                      <w:kern w:val="0"/>
+                      <w:sz w:val="22"/>
+                      <w:szCs w:val="22"/>
+                      <w:lang w:bidi="ar-SA"/>
+                    </w:rPr>
+                    <w:t>{#trainings.dignityAndRespect.date}☒{/trainings.dignityAndRespect.date}{^trainings.dignityAndRespect.date}☐{/trainings.dignityAndRespect.date}</w:t>
+                  </w:r>
+                </w:p>
+              </w:tc>
+              <w:tc>
+                <w:tcPr>
                   <w:tcW w:w="708" w:type="dxa"/>
                   <w:tcBorders/>
                   <w:vAlign w:val="center"/>
@@ -5687,6 +5743,7 @@
                   <w:pPr>
                     <w:pStyle w:val="Normal"/>
                     <w:widowControl/>
+                    <w:suppressAutoHyphens w:val="true"/>
                     <w:spacing w:before="0" w:after="0"/>
                     <w:jc w:val="start"/>
                     <w:rPr>
@@ -5703,43 +5760,13 @@
                       <w:szCs w:val="22"/>
                       <w:lang w:bidi="ar-SA"/>
                     </w:rPr>
-                    <w:t>{#trainings.dignityAndRespect.date}☒{/trainings.dignityAndRespect.date}{^trainings.dignityAndRespect.date}☐{/trainings.dignityAndRespect.date}</w:t>
-                  </w:r>
-                </w:p>
-              </w:tc>
-              <w:tc>
-                <w:tcPr>
-                  <w:tcW w:w="708" w:type="dxa"/>
-                  <w:tcBorders/>
-                  <w:vAlign w:val="center"/>
-                </w:tcPr>
-                <w:p>
-                  <w:pPr>
-                    <w:pStyle w:val="Normal"/>
-                    <w:widowControl/>
-                    <w:spacing w:before="0" w:after="0"/>
-                    <w:jc w:val="start"/>
-                    <w:rPr>
-                      <w:rFonts w:ascii="Calibri" w:hAnsi="Calibri" w:cs="Calibri" w:asciiTheme="minorHAnsi" w:cstheme="minorHAnsi" w:hAnsiTheme="minorHAnsi"/>
-                      <w:sz w:val="22"/>
-                      <w:szCs w:val="22"/>
-                    </w:rPr>
-                  </w:pPr>
-                  <w:r>
-                    <w:rPr>
-                      <w:rFonts w:eastAsia="Times New Roman" w:cs="Segoe UI Symbol" w:ascii="Segoe UI Symbol" w:hAnsi="Segoe UI Symbol"/>
-                      <w:kern w:val="0"/>
-                      <w:sz w:val="22"/>
-                      <w:szCs w:val="22"/>
-                      <w:lang w:bidi="ar-SA"/>
-                    </w:rPr>
                     <w:t>{^trainings.dignityAndRespect.date}☒{/trainings.dignityAndRespect.date}{#trainings.dignityAndRespect.date}☐{/trainings.dignityAndRespect.date}</w:t>
                   </w:r>
                 </w:p>
               </w:tc>
               <w:tc>
                 <w:tcPr>
-                  <w:tcW w:w="710" w:type="dxa"/>
+                  <w:tcW w:w="711" w:type="dxa"/>
                   <w:tcBorders/>
                   <w:shd w:color="auto" w:fill="D9D9D9" w:themeFill="background1" w:themeFillShade="d9" w:val="clear"/>
                   <w:vAlign w:val="center"/>
@@ -5748,21 +5775,20 @@
                   <w:pPr>
                     <w:pStyle w:val="Normal"/>
                     <w:widowControl/>
-                    <w:spacing w:before="0" w:after="0"/>
-                    <w:jc w:val="start"/>
-                    <w:rPr>
-                      <w:rFonts w:ascii="Calibri" w:hAnsi="Calibri" w:cs="Calibri" w:asciiTheme="minorHAnsi" w:cstheme="minorHAnsi" w:hAnsiTheme="minorHAnsi"/>
-                      <w:sz w:val="22"/>
-                      <w:szCs w:val="22"/>
-                    </w:rPr>
-                  </w:pPr>
-                  <w:r>
-                    <w:rPr>
-                      <w:rFonts w:eastAsia="Times New Roman" w:cs="Calibri" w:cstheme="minorHAnsi" w:ascii="Calibri" w:hAnsi="Calibri"/>
-                      <w:kern w:val="0"/>
-                      <w:sz w:val="22"/>
-                      <w:szCs w:val="22"/>
-                      <w:lang w:bidi="ar-SA"/>
+                    <w:suppressAutoHyphens w:val="true"/>
+                    <w:spacing w:before="0" w:after="0"/>
+                    <w:jc w:val="start"/>
+                    <w:rPr>
+                      <w:rFonts w:ascii="Calibri" w:hAnsi="Calibri" w:cs="Calibri" w:asciiTheme="minorHAnsi" w:cstheme="minorHAnsi" w:hAnsiTheme="minorHAnsi"/>
+                      <w:sz w:val="22"/>
+                      <w:szCs w:val="22"/>
+                    </w:rPr>
+                  </w:pPr>
+                  <w:r>
+                    <w:rPr>
+                      <w:rFonts w:cs="Calibri" w:cstheme="minorHAnsi" w:ascii="Calibri" w:hAnsi="Calibri"/>
+                      <w:sz w:val="22"/>
+                      <w:szCs w:val="22"/>
                     </w:rPr>
                   </w:r>
                 </w:p>
@@ -5777,6 +5803,7 @@
                   <w:pPr>
                     <w:pStyle w:val="Normal"/>
                     <w:widowControl/>
+                    <w:suppressAutoHyphens w:val="true"/>
                     <w:spacing w:before="0" w:after="0"/>
                     <w:jc w:val="start"/>
                     <w:rPr>
@@ -5810,6 +5837,7 @@
                   <w:pPr>
                     <w:pStyle w:val="Normal"/>
                     <w:widowControl/>
+                    <w:suppressAutoHyphens w:val="true"/>
                     <w:spacing w:before="0" w:after="0"/>
                     <w:jc w:val="start"/>
                     <w:rPr>
@@ -5832,6 +5860,37 @@
               </w:tc>
               <w:tc>
                 <w:tcPr>
+                  <w:tcW w:w="707" w:type="dxa"/>
+                  <w:tcBorders/>
+                  <w:vAlign w:val="center"/>
+                </w:tcPr>
+                <w:p>
+                  <w:pPr>
+                    <w:pStyle w:val="Normal"/>
+                    <w:widowControl/>
+                    <w:suppressAutoHyphens w:val="true"/>
+                    <w:spacing w:before="0" w:after="0"/>
+                    <w:jc w:val="start"/>
+                    <w:rPr>
+                      <w:rFonts w:ascii="Calibri" w:hAnsi="Calibri" w:cs="Calibri" w:asciiTheme="minorHAnsi" w:cstheme="minorHAnsi" w:hAnsiTheme="minorHAnsi"/>
+                      <w:sz w:val="22"/>
+                      <w:szCs w:val="22"/>
+                    </w:rPr>
+                  </w:pPr>
+                  <w:r>
+                    <w:rPr>
+                      <w:rFonts w:eastAsia="Times New Roman" w:cs="Segoe UI Symbol" w:ascii="Segoe UI Symbol" w:hAnsi="Segoe UI Symbol"/>
+                      <w:kern w:val="0"/>
+                      <w:sz w:val="22"/>
+                      <w:szCs w:val="22"/>
+                      <w:lang w:bidi="ar-SA"/>
+                    </w:rPr>
+                    <w:t>{#trainings.managingChallengingBehaviours.date}☒{/trainings.managingChallengingBehaviours.date}{^trainings.managingChallengingBehaviours.date}☐{/trainings.managingChallengingBehaviours.date}</w:t>
+                  </w:r>
+                </w:p>
+              </w:tc>
+              <w:tc>
+                <w:tcPr>
                   <w:tcW w:w="708" w:type="dxa"/>
                   <w:tcBorders/>
                   <w:vAlign w:val="center"/>
@@ -5840,6 +5899,7 @@
                   <w:pPr>
                     <w:pStyle w:val="Normal"/>
                     <w:widowControl/>
+                    <w:suppressAutoHyphens w:val="true"/>
                     <w:spacing w:before="0" w:after="0"/>
                     <w:jc w:val="start"/>
                     <w:rPr>
@@ -5856,43 +5916,13 @@
                       <w:szCs w:val="22"/>
                       <w:lang w:bidi="ar-SA"/>
                     </w:rPr>
-                    <w:t>{#trainings.managingChallengingBehaviours.date}☒{/trainings.managingChallengingBehaviours.date}{^trainings.managingChallengingBehaviours.date}☐{/trainings.managingChallengingBehaviours.date}</w:t>
-                  </w:r>
-                </w:p>
-              </w:tc>
-              <w:tc>
-                <w:tcPr>
-                  <w:tcW w:w="708" w:type="dxa"/>
-                  <w:tcBorders/>
-                  <w:vAlign w:val="center"/>
-                </w:tcPr>
-                <w:p>
-                  <w:pPr>
-                    <w:pStyle w:val="Normal"/>
-                    <w:widowControl/>
-                    <w:spacing w:before="0" w:after="0"/>
-                    <w:jc w:val="start"/>
-                    <w:rPr>
-                      <w:rFonts w:ascii="Calibri" w:hAnsi="Calibri" w:cs="Calibri" w:asciiTheme="minorHAnsi" w:cstheme="minorHAnsi" w:hAnsiTheme="minorHAnsi"/>
-                      <w:sz w:val="22"/>
-                      <w:szCs w:val="22"/>
-                    </w:rPr>
-                  </w:pPr>
-                  <w:r>
-                    <w:rPr>
-                      <w:rFonts w:eastAsia="Times New Roman" w:cs="Segoe UI Symbol" w:ascii="Segoe UI Symbol" w:hAnsi="Segoe UI Symbol"/>
-                      <w:kern w:val="0"/>
-                      <w:sz w:val="22"/>
-                      <w:szCs w:val="22"/>
-                      <w:lang w:bidi="ar-SA"/>
-                    </w:rPr>
                     <w:t>{^trainings.managingChallengingBehaviours.date}☒{/trainings.managingChallengingBehaviours.date}{#trainings.managingChallengingBehaviours.date}☐{/trainings.managingChallengingBehaviours.date}</w:t>
                   </w:r>
                 </w:p>
               </w:tc>
               <w:tc>
                 <w:tcPr>
-                  <w:tcW w:w="710" w:type="dxa"/>
+                  <w:tcW w:w="711" w:type="dxa"/>
                   <w:tcBorders/>
                   <w:shd w:color="auto" w:fill="D9D9D9" w:themeFill="background1" w:themeFillShade="d9" w:val="clear"/>
                   <w:vAlign w:val="center"/>
@@ -5901,21 +5931,20 @@
                   <w:pPr>
                     <w:pStyle w:val="Normal"/>
                     <w:widowControl/>
-                    <w:spacing w:before="0" w:after="0"/>
-                    <w:jc w:val="start"/>
-                    <w:rPr>
-                      <w:rFonts w:ascii="Calibri" w:hAnsi="Calibri" w:cs="Calibri" w:asciiTheme="minorHAnsi" w:cstheme="minorHAnsi" w:hAnsiTheme="minorHAnsi"/>
-                      <w:sz w:val="22"/>
-                      <w:szCs w:val="22"/>
-                    </w:rPr>
-                  </w:pPr>
-                  <w:r>
-                    <w:rPr>
-                      <w:rFonts w:eastAsia="Times New Roman" w:cs="Calibri" w:cstheme="minorHAnsi" w:ascii="Calibri" w:hAnsi="Calibri"/>
-                      <w:kern w:val="0"/>
-                      <w:sz w:val="22"/>
-                      <w:szCs w:val="22"/>
-                      <w:lang w:bidi="ar-SA"/>
+                    <w:suppressAutoHyphens w:val="true"/>
+                    <w:spacing w:before="0" w:after="0"/>
+                    <w:jc w:val="start"/>
+                    <w:rPr>
+                      <w:rFonts w:ascii="Calibri" w:hAnsi="Calibri" w:cs="Calibri" w:asciiTheme="minorHAnsi" w:cstheme="minorHAnsi" w:hAnsiTheme="minorHAnsi"/>
+                      <w:sz w:val="22"/>
+                      <w:szCs w:val="22"/>
+                    </w:rPr>
+                  </w:pPr>
+                  <w:r>
+                    <w:rPr>
+                      <w:rFonts w:cs="Calibri" w:cstheme="minorHAnsi" w:ascii="Calibri" w:hAnsi="Calibri"/>
+                      <w:sz w:val="22"/>
+                      <w:szCs w:val="22"/>
                     </w:rPr>
                   </w:r>
                 </w:p>
@@ -5930,6 +5959,7 @@
                   <w:pPr>
                     <w:pStyle w:val="Normal"/>
                     <w:widowControl/>
+                    <w:suppressAutoHyphens w:val="true"/>
                     <w:spacing w:before="0" w:after="0"/>
                     <w:jc w:val="start"/>
                     <w:rPr>
@@ -5964,6 +5994,7 @@
                   <w:pPr>
                     <w:pStyle w:val="Normal"/>
                     <w:widowControl/>
+                    <w:suppressAutoHyphens w:val="true"/>
                     <w:spacing w:before="160" w:after="0"/>
                     <w:jc w:val="start"/>
                     <w:rPr>
@@ -6003,6 +6034,7 @@
                   <w:pPr>
                     <w:pStyle w:val="Normal"/>
                     <w:widowControl/>
+                    <w:suppressAutoHyphens w:val="true"/>
                     <w:spacing w:before="0" w:after="0"/>
                     <w:jc w:val="start"/>
                     <w:rPr>
@@ -6025,6 +6057,37 @@
               </w:tc>
               <w:tc>
                 <w:tcPr>
+                  <w:tcW w:w="707" w:type="dxa"/>
+                  <w:tcBorders/>
+                  <w:vAlign w:val="center"/>
+                </w:tcPr>
+                <w:p>
+                  <w:pPr>
+                    <w:pStyle w:val="Normal"/>
+                    <w:widowControl/>
+                    <w:suppressAutoHyphens w:val="true"/>
+                    <w:spacing w:before="0" w:after="0"/>
+                    <w:jc w:val="start"/>
+                    <w:rPr>
+                      <w:rFonts w:ascii="Calibri" w:hAnsi="Calibri" w:cs="Calibri" w:asciiTheme="minorHAnsi" w:cstheme="minorHAnsi" w:hAnsiTheme="minorHAnsi"/>
+                      <w:sz w:val="22"/>
+                      <w:szCs w:val="22"/>
+                    </w:rPr>
+                  </w:pPr>
+                  <w:r>
+                    <w:rPr>
+                      <w:rFonts w:eastAsia="Times New Roman" w:cs="Segoe UI Symbol" w:ascii="Segoe UI Symbol" w:hAnsi="Segoe UI Symbol"/>
+                      <w:kern w:val="0"/>
+                      <w:sz w:val="22"/>
+                      <w:szCs w:val="22"/>
+                      <w:lang w:bidi="ar-SA"/>
+                    </w:rPr>
+                    <w:t>{#trainings.mayboLevel2.date}☒{/trainings.mayboLevel2.date}{^trainings.mayboLevel2.date}☐{/trainings.mayboLevel2.date}</w:t>
+                  </w:r>
+                </w:p>
+              </w:tc>
+              <w:tc>
+                <w:tcPr>
                   <w:tcW w:w="708" w:type="dxa"/>
                   <w:tcBorders/>
                   <w:vAlign w:val="center"/>
@@ -6033,6 +6096,7 @@
                   <w:pPr>
                     <w:pStyle w:val="Normal"/>
                     <w:widowControl/>
+                    <w:suppressAutoHyphens w:val="true"/>
                     <w:spacing w:before="0" w:after="0"/>
                     <w:jc w:val="start"/>
                     <w:rPr>
@@ -6049,43 +6113,13 @@
                       <w:szCs w:val="22"/>
                       <w:lang w:bidi="ar-SA"/>
                     </w:rPr>
-                    <w:t>{#trainings.mayboLevel2.date}☒{/trainings.mayboLevel2.date}{^trainings.mayboLevel2.date}☐{/trainings.mayboLevel2.date}</w:t>
-                  </w:r>
-                </w:p>
-              </w:tc>
-              <w:tc>
-                <w:tcPr>
-                  <w:tcW w:w="708" w:type="dxa"/>
-                  <w:tcBorders/>
-                  <w:vAlign w:val="center"/>
-                </w:tcPr>
-                <w:p>
-                  <w:pPr>
-                    <w:pStyle w:val="Normal"/>
-                    <w:widowControl/>
-                    <w:spacing w:before="0" w:after="0"/>
-                    <w:jc w:val="start"/>
-                    <w:rPr>
-                      <w:rFonts w:ascii="Calibri" w:hAnsi="Calibri" w:cs="Calibri" w:asciiTheme="minorHAnsi" w:cstheme="minorHAnsi" w:hAnsiTheme="minorHAnsi"/>
-                      <w:sz w:val="22"/>
-                      <w:szCs w:val="22"/>
-                    </w:rPr>
-                  </w:pPr>
-                  <w:r>
-                    <w:rPr>
-                      <w:rFonts w:eastAsia="Times New Roman" w:cs="Segoe UI Symbol" w:ascii="Segoe UI Symbol" w:hAnsi="Segoe UI Symbol"/>
-                      <w:kern w:val="0"/>
-                      <w:sz w:val="22"/>
-                      <w:szCs w:val="22"/>
-                      <w:lang w:bidi="ar-SA"/>
-                    </w:rPr>
                     <w:t>{^trainings.mayboLevel2.date}☒{/trainings.mayboLevel2.date}{#trainings.mayboLevel2.date}☐{/trainings.mayboLevel2.date}</w:t>
                   </w:r>
                 </w:p>
               </w:tc>
               <w:tc>
                 <w:tcPr>
-                  <w:tcW w:w="710" w:type="dxa"/>
+                  <w:tcW w:w="711" w:type="dxa"/>
                   <w:tcBorders/>
                   <w:shd w:color="auto" w:fill="D9D9D9" w:themeFill="background1" w:themeFillShade="d9" w:val="clear"/>
                   <w:vAlign w:val="center"/>
@@ -6094,21 +6128,20 @@
                   <w:pPr>
                     <w:pStyle w:val="Normal"/>
                     <w:widowControl/>
-                    <w:spacing w:before="0" w:after="0"/>
-                    <w:jc w:val="start"/>
-                    <w:rPr>
-                      <w:rFonts w:ascii="Calibri" w:hAnsi="Calibri" w:cs="Calibri" w:asciiTheme="minorHAnsi" w:cstheme="minorHAnsi" w:hAnsiTheme="minorHAnsi"/>
-                      <w:sz w:val="22"/>
-                      <w:szCs w:val="22"/>
-                    </w:rPr>
-                  </w:pPr>
-                  <w:r>
-                    <w:rPr>
-                      <w:rFonts w:eastAsia="Times New Roman" w:cs="Calibri" w:cstheme="minorHAnsi" w:ascii="Calibri" w:hAnsi="Calibri"/>
-                      <w:kern w:val="0"/>
-                      <w:sz w:val="22"/>
-                      <w:szCs w:val="22"/>
-                      <w:lang w:bidi="ar-SA"/>
+                    <w:suppressAutoHyphens w:val="true"/>
+                    <w:spacing w:before="0" w:after="0"/>
+                    <w:jc w:val="start"/>
+                    <w:rPr>
+                      <w:rFonts w:ascii="Calibri" w:hAnsi="Calibri" w:cs="Calibri" w:asciiTheme="minorHAnsi" w:cstheme="minorHAnsi" w:hAnsiTheme="minorHAnsi"/>
+                      <w:sz w:val="22"/>
+                      <w:szCs w:val="22"/>
+                    </w:rPr>
+                  </w:pPr>
+                  <w:r>
+                    <w:rPr>
+                      <w:rFonts w:cs="Calibri" w:cstheme="minorHAnsi" w:ascii="Calibri" w:hAnsi="Calibri"/>
+                      <w:sz w:val="22"/>
+                      <w:szCs w:val="22"/>
                     </w:rPr>
                   </w:r>
                 </w:p>
@@ -6123,6 +6156,7 @@
                   <w:pPr>
                     <w:pStyle w:val="Normal"/>
                     <w:widowControl/>
+                    <w:suppressAutoHyphens w:val="true"/>
                     <w:spacing w:before="0" w:after="0"/>
                     <w:jc w:val="start"/>
                     <w:rPr>
@@ -6156,6 +6190,7 @@
                   <w:pPr>
                     <w:pStyle w:val="Normal"/>
                     <w:widowControl/>
+                    <w:suppressAutoHyphens w:val="true"/>
                     <w:spacing w:before="0" w:after="0"/>
                     <w:jc w:val="start"/>
                     <w:rPr>
@@ -6178,6 +6213,37 @@
               </w:tc>
               <w:tc>
                 <w:tcPr>
+                  <w:tcW w:w="707" w:type="dxa"/>
+                  <w:tcBorders/>
+                  <w:vAlign w:val="center"/>
+                </w:tcPr>
+                <w:p>
+                  <w:pPr>
+                    <w:pStyle w:val="Normal"/>
+                    <w:widowControl/>
+                    <w:suppressAutoHyphens w:val="true"/>
+                    <w:spacing w:before="0" w:after="0"/>
+                    <w:jc w:val="start"/>
+                    <w:rPr>
+                      <w:rFonts w:ascii="Calibri" w:hAnsi="Calibri" w:cs="Calibri" w:asciiTheme="minorHAnsi" w:cstheme="minorHAnsi" w:hAnsiTheme="minorHAnsi"/>
+                      <w:sz w:val="22"/>
+                      <w:szCs w:val="22"/>
+                    </w:rPr>
+                  </w:pPr>
+                  <w:r>
+                    <w:rPr>
+                      <w:rFonts w:eastAsia="Times New Roman" w:cs="Segoe UI Symbol" w:ascii="Segoe UI Symbol" w:hAnsi="Segoe UI Symbol"/>
+                      <w:kern w:val="0"/>
+                      <w:sz w:val="22"/>
+                      <w:szCs w:val="22"/>
+                      <w:lang w:bidi="ar-SA"/>
+                    </w:rPr>
+                    <w:t>{#trainings.pmva.date}☒{/trainings.pmva.date}{^trainings.pmva.date}☐{/trainings.pmva.date}</w:t>
+                  </w:r>
+                </w:p>
+              </w:tc>
+              <w:tc>
+                <w:tcPr>
                   <w:tcW w:w="708" w:type="dxa"/>
                   <w:tcBorders/>
                   <w:vAlign w:val="center"/>
@@ -6186,6 +6252,7 @@
                   <w:pPr>
                     <w:pStyle w:val="Normal"/>
                     <w:widowControl/>
+                    <w:suppressAutoHyphens w:val="true"/>
                     <w:spacing w:before="0" w:after="0"/>
                     <w:jc w:val="start"/>
                     <w:rPr>
@@ -6202,43 +6269,13 @@
                       <w:szCs w:val="22"/>
                       <w:lang w:bidi="ar-SA"/>
                     </w:rPr>
-                    <w:t>{#trainings.pmva.date}☒{/trainings.pmva.date}{^trainings.pmva.date}☐{/trainings.pmva.date}</w:t>
-                  </w:r>
-                </w:p>
-              </w:tc>
-              <w:tc>
-                <w:tcPr>
-                  <w:tcW w:w="708" w:type="dxa"/>
-                  <w:tcBorders/>
-                  <w:vAlign w:val="center"/>
-                </w:tcPr>
-                <w:p>
-                  <w:pPr>
-                    <w:pStyle w:val="Normal"/>
-                    <w:widowControl/>
-                    <w:spacing w:before="0" w:after="0"/>
-                    <w:jc w:val="start"/>
-                    <w:rPr>
-                      <w:rFonts w:ascii="Calibri" w:hAnsi="Calibri" w:cs="Calibri" w:asciiTheme="minorHAnsi" w:cstheme="minorHAnsi" w:hAnsiTheme="minorHAnsi"/>
-                      <w:sz w:val="22"/>
-                      <w:szCs w:val="22"/>
-                    </w:rPr>
-                  </w:pPr>
-                  <w:r>
-                    <w:rPr>
-                      <w:rFonts w:eastAsia="Times New Roman" w:cs="Segoe UI Symbol" w:ascii="Segoe UI Symbol" w:hAnsi="Segoe UI Symbol"/>
-                      <w:kern w:val="0"/>
-                      <w:sz w:val="22"/>
-                      <w:szCs w:val="22"/>
-                      <w:lang w:bidi="ar-SA"/>
-                    </w:rPr>
                     <w:t>{^trainings.pmva.date}☒{/trainings.pmva.date}{#trainings.pmva.date}☐{/trainings.pmva.date}</w:t>
                   </w:r>
                 </w:p>
               </w:tc>
               <w:tc>
                 <w:tcPr>
-                  <w:tcW w:w="710" w:type="dxa"/>
+                  <w:tcW w:w="711" w:type="dxa"/>
                   <w:tcBorders/>
                   <w:shd w:color="auto" w:fill="D9D9D9" w:themeFill="background1" w:themeFillShade="d9" w:val="clear"/>
                   <w:vAlign w:val="center"/>
@@ -6247,21 +6284,20 @@
                   <w:pPr>
                     <w:pStyle w:val="Normal"/>
                     <w:widowControl/>
-                    <w:spacing w:before="0" w:after="0"/>
-                    <w:jc w:val="start"/>
-                    <w:rPr>
-                      <w:rFonts w:ascii="Calibri" w:hAnsi="Calibri" w:cs="Calibri" w:asciiTheme="minorHAnsi" w:cstheme="minorHAnsi" w:hAnsiTheme="minorHAnsi"/>
-                      <w:sz w:val="22"/>
-                      <w:szCs w:val="22"/>
-                    </w:rPr>
-                  </w:pPr>
-                  <w:r>
-                    <w:rPr>
-                      <w:rFonts w:eastAsia="Times New Roman" w:cs="Calibri" w:cstheme="minorHAnsi" w:ascii="Calibri" w:hAnsi="Calibri"/>
-                      <w:kern w:val="0"/>
-                      <w:sz w:val="22"/>
-                      <w:szCs w:val="22"/>
-                      <w:lang w:bidi="ar-SA"/>
+                    <w:suppressAutoHyphens w:val="true"/>
+                    <w:spacing w:before="0" w:after="0"/>
+                    <w:jc w:val="start"/>
+                    <w:rPr>
+                      <w:rFonts w:ascii="Calibri" w:hAnsi="Calibri" w:cs="Calibri" w:asciiTheme="minorHAnsi" w:cstheme="minorHAnsi" w:hAnsiTheme="minorHAnsi"/>
+                      <w:sz w:val="22"/>
+                      <w:szCs w:val="22"/>
+                    </w:rPr>
+                  </w:pPr>
+                  <w:r>
+                    <w:rPr>
+                      <w:rFonts w:cs="Calibri" w:cstheme="minorHAnsi" w:ascii="Calibri" w:hAnsi="Calibri"/>
+                      <w:sz w:val="22"/>
+                      <w:szCs w:val="22"/>
                     </w:rPr>
                   </w:r>
                 </w:p>
@@ -6276,6 +6312,7 @@
                   <w:pPr>
                     <w:pStyle w:val="Normal"/>
                     <w:widowControl/>
+                    <w:suppressAutoHyphens w:val="true"/>
                     <w:spacing w:before="0" w:after="0"/>
                     <w:jc w:val="start"/>
                     <w:rPr>
@@ -6309,6 +6346,7 @@
                   <w:pPr>
                     <w:pStyle w:val="Normal"/>
                     <w:widowControl/>
+                    <w:suppressAutoHyphens w:val="true"/>
                     <w:spacing w:before="0" w:after="0"/>
                     <w:jc w:val="start"/>
                     <w:rPr>
@@ -6331,6 +6369,37 @@
               </w:tc>
               <w:tc>
                 <w:tcPr>
+                  <w:tcW w:w="707" w:type="dxa"/>
+                  <w:tcBorders/>
+                  <w:vAlign w:val="center"/>
+                </w:tcPr>
+                <w:p>
+                  <w:pPr>
+                    <w:pStyle w:val="Normal"/>
+                    <w:widowControl/>
+                    <w:suppressAutoHyphens w:val="true"/>
+                    <w:spacing w:before="0" w:after="0"/>
+                    <w:jc w:val="start"/>
+                    <w:rPr>
+                      <w:rFonts w:ascii="Calibri" w:hAnsi="Calibri" w:cs="Calibri" w:asciiTheme="minorHAnsi" w:cstheme="minorHAnsi" w:hAnsiTheme="minorHAnsi"/>
+                      <w:sz w:val="22"/>
+                      <w:szCs w:val="22"/>
+                    </w:rPr>
+                  </w:pPr>
+                  <w:r>
+                    <w:rPr>
+                      <w:rFonts w:eastAsia="Times New Roman" w:cs="Segoe UI Symbol" w:ascii="Segoe UI Symbol" w:hAnsi="Segoe UI Symbol"/>
+                      <w:kern w:val="0"/>
+                      <w:sz w:val="22"/>
+                      <w:szCs w:val="22"/>
+                      <w:lang w:bidi="ar-SA"/>
+                    </w:rPr>
+                    <w:t>{#trainings.dysphagiaCare.date}☒{/trainings.dysphagiaCare.date}{^trainings.dysphagiaCare.date}☐{/trainings.dysphagiaCare.date}</w:t>
+                  </w:r>
+                </w:p>
+              </w:tc>
+              <w:tc>
+                <w:tcPr>
                   <w:tcW w:w="708" w:type="dxa"/>
                   <w:tcBorders/>
                   <w:vAlign w:val="center"/>
@@ -6339,6 +6408,7 @@
                   <w:pPr>
                     <w:pStyle w:val="Normal"/>
                     <w:widowControl/>
+                    <w:suppressAutoHyphens w:val="true"/>
                     <w:spacing w:before="0" w:after="0"/>
                     <w:jc w:val="start"/>
                     <w:rPr>
@@ -6355,43 +6425,13 @@
                       <w:szCs w:val="22"/>
                       <w:lang w:bidi="ar-SA"/>
                     </w:rPr>
-                    <w:t>{#trainings.dysphagiaCare.date}☒{/trainings.dysphagiaCare.date}{^trainings.dysphagiaCare.date}☐{/trainings.dysphagiaCare.date}</w:t>
-                  </w:r>
-                </w:p>
-              </w:tc>
-              <w:tc>
-                <w:tcPr>
-                  <w:tcW w:w="708" w:type="dxa"/>
-                  <w:tcBorders/>
-                  <w:vAlign w:val="center"/>
-                </w:tcPr>
-                <w:p>
-                  <w:pPr>
-                    <w:pStyle w:val="Normal"/>
-                    <w:widowControl/>
-                    <w:spacing w:before="0" w:after="0"/>
-                    <w:jc w:val="start"/>
-                    <w:rPr>
-                      <w:rFonts w:ascii="Calibri" w:hAnsi="Calibri" w:cs="Calibri" w:asciiTheme="minorHAnsi" w:cstheme="minorHAnsi" w:hAnsiTheme="minorHAnsi"/>
-                      <w:sz w:val="22"/>
-                      <w:szCs w:val="22"/>
-                    </w:rPr>
-                  </w:pPr>
-                  <w:r>
-                    <w:rPr>
-                      <w:rFonts w:eastAsia="Times New Roman" w:cs="Segoe UI Symbol" w:ascii="Segoe UI Symbol" w:hAnsi="Segoe UI Symbol"/>
-                      <w:kern w:val="0"/>
-                      <w:sz w:val="22"/>
-                      <w:szCs w:val="22"/>
-                      <w:lang w:bidi="ar-SA"/>
-                    </w:rPr>
                     <w:t>{^trainings.dysphagiaCare.date}☒{/trainings.dysphagiaCare.date}{#trainings.dysphagiaCare.date}☐{/trainings.dysphagiaCare.date}</w:t>
                   </w:r>
                 </w:p>
               </w:tc>
               <w:tc>
                 <w:tcPr>
-                  <w:tcW w:w="710" w:type="dxa"/>
+                  <w:tcW w:w="711" w:type="dxa"/>
                   <w:tcBorders/>
                   <w:shd w:color="auto" w:fill="D9D9D9" w:themeFill="background1" w:themeFillShade="d9" w:val="clear"/>
                   <w:vAlign w:val="center"/>
@@ -6400,21 +6440,20 @@
                   <w:pPr>
                     <w:pStyle w:val="Normal"/>
                     <w:widowControl/>
-                    <w:spacing w:before="0" w:after="0"/>
-                    <w:jc w:val="start"/>
-                    <w:rPr>
-                      <w:rFonts w:ascii="Calibri" w:hAnsi="Calibri" w:cs="Calibri" w:asciiTheme="minorHAnsi" w:cstheme="minorHAnsi" w:hAnsiTheme="minorHAnsi"/>
-                      <w:sz w:val="22"/>
-                      <w:szCs w:val="22"/>
-                    </w:rPr>
-                  </w:pPr>
-                  <w:r>
-                    <w:rPr>
-                      <w:rFonts w:eastAsia="Times New Roman" w:cs="Calibri" w:cstheme="minorHAnsi" w:ascii="Calibri" w:hAnsi="Calibri"/>
-                      <w:kern w:val="0"/>
-                      <w:sz w:val="22"/>
-                      <w:szCs w:val="22"/>
-                      <w:lang w:bidi="ar-SA"/>
+                    <w:suppressAutoHyphens w:val="true"/>
+                    <w:spacing w:before="0" w:after="0"/>
+                    <w:jc w:val="start"/>
+                    <w:rPr>
+                      <w:rFonts w:ascii="Calibri" w:hAnsi="Calibri" w:cs="Calibri" w:asciiTheme="minorHAnsi" w:cstheme="minorHAnsi" w:hAnsiTheme="minorHAnsi"/>
+                      <w:sz w:val="22"/>
+                      <w:szCs w:val="22"/>
+                    </w:rPr>
+                  </w:pPr>
+                  <w:r>
+                    <w:rPr>
+                      <w:rFonts w:cs="Calibri" w:cstheme="minorHAnsi" w:ascii="Calibri" w:hAnsi="Calibri"/>
+                      <w:sz w:val="22"/>
+                      <w:szCs w:val="22"/>
                     </w:rPr>
                   </w:r>
                 </w:p>
@@ -6429,6 +6468,7 @@
                   <w:pPr>
                     <w:pStyle w:val="Normal"/>
                     <w:widowControl/>
+                    <w:suppressAutoHyphens w:val="true"/>
                     <w:spacing w:before="0" w:after="0"/>
                     <w:jc w:val="start"/>
                     <w:rPr>
@@ -6462,6 +6502,7 @@
                   <w:pPr>
                     <w:pStyle w:val="Normal"/>
                     <w:widowControl/>
+                    <w:suppressAutoHyphens w:val="true"/>
                     <w:spacing w:before="0" w:after="0"/>
                     <w:jc w:val="start"/>
                     <w:rPr>
@@ -6484,6 +6525,37 @@
               </w:tc>
               <w:tc>
                 <w:tcPr>
+                  <w:tcW w:w="707" w:type="dxa"/>
+                  <w:tcBorders/>
+                  <w:vAlign w:val="center"/>
+                </w:tcPr>
+                <w:p>
+                  <w:pPr>
+                    <w:pStyle w:val="Normal"/>
+                    <w:widowControl/>
+                    <w:suppressAutoHyphens w:val="true"/>
+                    <w:spacing w:before="0" w:after="0"/>
+                    <w:jc w:val="start"/>
+                    <w:rPr>
+                      <w:rFonts w:ascii="Calibri" w:hAnsi="Calibri" w:cs="Calibri" w:asciiTheme="minorHAnsi" w:cstheme="minorHAnsi" w:hAnsiTheme="minorHAnsi"/>
+                      <w:sz w:val="22"/>
+                      <w:szCs w:val="22"/>
+                    </w:rPr>
+                  </w:pPr>
+                  <w:r>
+                    <w:rPr>
+                      <w:rFonts w:eastAsia="Times New Roman" w:cs="Segoe UI Symbol" w:ascii="Segoe UI Symbol" w:hAnsi="Segoe UI Symbol"/>
+                      <w:kern w:val="0"/>
+                      <w:sz w:val="22"/>
+                      <w:szCs w:val="22"/>
+                      <w:lang w:bidi="ar-SA"/>
+                    </w:rPr>
+                    <w:t>{#trainings.autismAwareness.date}☒{/trainings.autismAwareness.date}{^trainings.autismAwareness.date}☐{/trainings.autismAwareness.date}</w:t>
+                  </w:r>
+                </w:p>
+              </w:tc>
+              <w:tc>
+                <w:tcPr>
                   <w:tcW w:w="708" w:type="dxa"/>
                   <w:tcBorders/>
                   <w:vAlign w:val="center"/>
@@ -6492,6 +6564,7 @@
                   <w:pPr>
                     <w:pStyle w:val="Normal"/>
                     <w:widowControl/>
+                    <w:suppressAutoHyphens w:val="true"/>
                     <w:spacing w:before="0" w:after="0"/>
                     <w:jc w:val="start"/>
                     <w:rPr>
@@ -6508,43 +6581,13 @@
                       <w:szCs w:val="22"/>
                       <w:lang w:bidi="ar-SA"/>
                     </w:rPr>
-                    <w:t>{#trainings.autismAwareness.date}☒{/trainings.autismAwareness.date}{^trainings.autismAwareness.date}☐{/trainings.autismAwareness.date}</w:t>
-                  </w:r>
-                </w:p>
-              </w:tc>
-              <w:tc>
-                <w:tcPr>
-                  <w:tcW w:w="708" w:type="dxa"/>
-                  <w:tcBorders/>
-                  <w:vAlign w:val="center"/>
-                </w:tcPr>
-                <w:p>
-                  <w:pPr>
-                    <w:pStyle w:val="Normal"/>
-                    <w:widowControl/>
-                    <w:spacing w:before="0" w:after="0"/>
-                    <w:jc w:val="start"/>
-                    <w:rPr>
-                      <w:rFonts w:ascii="Calibri" w:hAnsi="Calibri" w:cs="Calibri" w:asciiTheme="minorHAnsi" w:cstheme="minorHAnsi" w:hAnsiTheme="minorHAnsi"/>
-                      <w:sz w:val="22"/>
-                      <w:szCs w:val="22"/>
-                    </w:rPr>
-                  </w:pPr>
-                  <w:r>
-                    <w:rPr>
-                      <w:rFonts w:eastAsia="Times New Roman" w:cs="Segoe UI Symbol" w:ascii="Segoe UI Symbol" w:hAnsi="Segoe UI Symbol"/>
-                      <w:kern w:val="0"/>
-                      <w:sz w:val="22"/>
-                      <w:szCs w:val="22"/>
-                      <w:lang w:bidi="ar-SA"/>
-                    </w:rPr>
                     <w:t>{^trainings.autismAwareness.date}☒{/trainings.autismAwareness.date}{#trainings.autismAwareness.date}☐{/trainings.autismAwareness.date}</w:t>
                   </w:r>
                 </w:p>
               </w:tc>
               <w:tc>
                 <w:tcPr>
-                  <w:tcW w:w="710" w:type="dxa"/>
+                  <w:tcW w:w="711" w:type="dxa"/>
                   <w:tcBorders/>
                   <w:shd w:color="auto" w:fill="D9D9D9" w:themeFill="background1" w:themeFillShade="d9" w:val="clear"/>
                   <w:vAlign w:val="center"/>
@@ -6553,21 +6596,20 @@
                   <w:pPr>
                     <w:pStyle w:val="Normal"/>
                     <w:widowControl/>
-                    <w:spacing w:before="0" w:after="0"/>
-                    <w:jc w:val="start"/>
-                    <w:rPr>
-                      <w:rFonts w:ascii="Calibri" w:hAnsi="Calibri" w:cs="Calibri" w:asciiTheme="minorHAnsi" w:cstheme="minorHAnsi" w:hAnsiTheme="minorHAnsi"/>
-                      <w:sz w:val="22"/>
-                      <w:szCs w:val="22"/>
-                    </w:rPr>
-                  </w:pPr>
-                  <w:r>
-                    <w:rPr>
-                      <w:rFonts w:eastAsia="Times New Roman" w:cs="Calibri" w:cstheme="minorHAnsi" w:ascii="Calibri" w:hAnsi="Calibri"/>
-                      <w:kern w:val="0"/>
-                      <w:sz w:val="22"/>
-                      <w:szCs w:val="22"/>
-                      <w:lang w:bidi="ar-SA"/>
+                    <w:suppressAutoHyphens w:val="true"/>
+                    <w:spacing w:before="0" w:after="0"/>
+                    <w:jc w:val="start"/>
+                    <w:rPr>
+                      <w:rFonts w:ascii="Calibri" w:hAnsi="Calibri" w:cs="Calibri" w:asciiTheme="minorHAnsi" w:cstheme="minorHAnsi" w:hAnsiTheme="minorHAnsi"/>
+                      <w:sz w:val="22"/>
+                      <w:szCs w:val="22"/>
+                    </w:rPr>
+                  </w:pPr>
+                  <w:r>
+                    <w:rPr>
+                      <w:rFonts w:cs="Calibri" w:cstheme="minorHAnsi" w:ascii="Calibri" w:hAnsi="Calibri"/>
+                      <w:sz w:val="22"/>
+                      <w:szCs w:val="22"/>
                     </w:rPr>
                   </w:r>
                 </w:p>
@@ -6582,6 +6624,7 @@
                   <w:pPr>
                     <w:pStyle w:val="Normal"/>
                     <w:widowControl/>
+                    <w:suppressAutoHyphens w:val="true"/>
                     <w:spacing w:before="0" w:after="0"/>
                     <w:jc w:val="start"/>
                     <w:rPr>
@@ -6615,6 +6658,7 @@
                   <w:pPr>
                     <w:pStyle w:val="Normal"/>
                     <w:widowControl/>
+                    <w:suppressAutoHyphens w:val="true"/>
                     <w:spacing w:before="0" w:after="0"/>
                     <w:jc w:val="start"/>
                     <w:rPr>
@@ -6637,6 +6681,37 @@
               </w:tc>
               <w:tc>
                 <w:tcPr>
+                  <w:tcW w:w="707" w:type="dxa"/>
+                  <w:tcBorders/>
+                  <w:vAlign w:val="center"/>
+                </w:tcPr>
+                <w:p>
+                  <w:pPr>
+                    <w:pStyle w:val="Normal"/>
+                    <w:widowControl/>
+                    <w:suppressAutoHyphens w:val="true"/>
+                    <w:spacing w:before="0" w:after="0"/>
+                    <w:jc w:val="start"/>
+                    <w:rPr>
+                      <w:rFonts w:ascii="Calibri" w:hAnsi="Calibri" w:cs="Calibri" w:asciiTheme="minorHAnsi" w:cstheme="minorHAnsi" w:hAnsiTheme="minorHAnsi"/>
+                      <w:sz w:val="22"/>
+                      <w:szCs w:val="22"/>
+                    </w:rPr>
+                  </w:pPr>
+                  <w:r>
+                    <w:rPr>
+                      <w:rFonts w:eastAsia="Times New Roman" w:cs="Segoe UI Symbol" w:ascii="Segoe UI Symbol" w:hAnsi="Segoe UI Symbol"/>
+                      <w:kern w:val="0"/>
+                      <w:sz w:val="22"/>
+                      <w:szCs w:val="22"/>
+                      <w:lang w:bidi="ar-SA"/>
+                    </w:rPr>
+                    <w:t>{#trainings.learningDisabilitiesAwareness.date}☒{/trainings.learningDisabilitiesAwareness.date}{^trainings.learningDisabilitiesAwareness.date}☐{/trainings.learningDisabilitiesAwareness.date}</w:t>
+                  </w:r>
+                </w:p>
+              </w:tc>
+              <w:tc>
+                <w:tcPr>
                   <w:tcW w:w="708" w:type="dxa"/>
                   <w:tcBorders/>
                   <w:vAlign w:val="center"/>
@@ -6645,6 +6720,7 @@
                   <w:pPr>
                     <w:pStyle w:val="Normal"/>
                     <w:widowControl/>
+                    <w:suppressAutoHyphens w:val="true"/>
                     <w:spacing w:before="0" w:after="0"/>
                     <w:jc w:val="start"/>
                     <w:rPr>
@@ -6661,43 +6737,13 @@
                       <w:szCs w:val="22"/>
                       <w:lang w:bidi="ar-SA"/>
                     </w:rPr>
-                    <w:t>{#trainings.learningDisabilitiesAwareness.date}☒{/trainings.learningDisabilitiesAwareness.date}{^trainings.learningDisabilitiesAwareness.date}☐{/trainings.learningDisabilitiesAwareness.date}</w:t>
-                  </w:r>
-                </w:p>
-              </w:tc>
-              <w:tc>
-                <w:tcPr>
-                  <w:tcW w:w="708" w:type="dxa"/>
-                  <w:tcBorders/>
-                  <w:vAlign w:val="center"/>
-                </w:tcPr>
-                <w:p>
-                  <w:pPr>
-                    <w:pStyle w:val="Normal"/>
-                    <w:widowControl/>
-                    <w:spacing w:before="0" w:after="0"/>
-                    <w:jc w:val="start"/>
-                    <w:rPr>
-                      <w:rFonts w:ascii="Calibri" w:hAnsi="Calibri" w:cs="Calibri" w:asciiTheme="minorHAnsi" w:cstheme="minorHAnsi" w:hAnsiTheme="minorHAnsi"/>
-                      <w:sz w:val="22"/>
-                      <w:szCs w:val="22"/>
-                    </w:rPr>
-                  </w:pPr>
-                  <w:r>
-                    <w:rPr>
-                      <w:rFonts w:eastAsia="Times New Roman" w:cs="Segoe UI Symbol" w:ascii="Segoe UI Symbol" w:hAnsi="Segoe UI Symbol"/>
-                      <w:kern w:val="0"/>
-                      <w:sz w:val="22"/>
-                      <w:szCs w:val="22"/>
-                      <w:lang w:bidi="ar-SA"/>
-                    </w:rPr>
                     <w:t>{^trainings.learningDisabilitiesAwareness.date}☒{/trainings.learningDisabilitiesAwareness.date}{#trainings.learningDisabilitiesAwareness.date}☐{/trainings.learningDisabilitiesAwareness.date}</w:t>
                   </w:r>
                 </w:p>
               </w:tc>
               <w:tc>
                 <w:tcPr>
-                  <w:tcW w:w="710" w:type="dxa"/>
+                  <w:tcW w:w="711" w:type="dxa"/>
                   <w:tcBorders/>
                   <w:shd w:color="auto" w:fill="D9D9D9" w:themeFill="background1" w:themeFillShade="d9" w:val="clear"/>
                   <w:vAlign w:val="center"/>
@@ -6706,21 +6752,20 @@
                   <w:pPr>
                     <w:pStyle w:val="Normal"/>
                     <w:widowControl/>
-                    <w:spacing w:before="0" w:after="0"/>
-                    <w:jc w:val="start"/>
-                    <w:rPr>
-                      <w:rFonts w:ascii="Calibri" w:hAnsi="Calibri" w:cs="Calibri" w:asciiTheme="minorHAnsi" w:cstheme="minorHAnsi" w:hAnsiTheme="minorHAnsi"/>
-                      <w:sz w:val="22"/>
-                      <w:szCs w:val="22"/>
-                    </w:rPr>
-                  </w:pPr>
-                  <w:r>
-                    <w:rPr>
-                      <w:rFonts w:eastAsia="Times New Roman" w:cs="Calibri" w:cstheme="minorHAnsi" w:ascii="Calibri" w:hAnsi="Calibri"/>
-                      <w:kern w:val="0"/>
-                      <w:sz w:val="22"/>
-                      <w:szCs w:val="22"/>
-                      <w:lang w:bidi="ar-SA"/>
+                    <w:suppressAutoHyphens w:val="true"/>
+                    <w:spacing w:before="0" w:after="0"/>
+                    <w:jc w:val="start"/>
+                    <w:rPr>
+                      <w:rFonts w:ascii="Calibri" w:hAnsi="Calibri" w:cs="Calibri" w:asciiTheme="minorHAnsi" w:cstheme="minorHAnsi" w:hAnsiTheme="minorHAnsi"/>
+                      <w:sz w:val="22"/>
+                      <w:szCs w:val="22"/>
+                    </w:rPr>
+                  </w:pPr>
+                  <w:r>
+                    <w:rPr>
+                      <w:rFonts w:cs="Calibri" w:cstheme="minorHAnsi" w:ascii="Calibri" w:hAnsi="Calibri"/>
+                      <w:sz w:val="22"/>
+                      <w:szCs w:val="22"/>
                     </w:rPr>
                   </w:r>
                 </w:p>
@@ -6735,6 +6780,7 @@
                   <w:pPr>
                     <w:pStyle w:val="Normal"/>
                     <w:widowControl/>
+                    <w:suppressAutoHyphens w:val="true"/>
                     <w:spacing w:before="0" w:after="0"/>
                     <w:jc w:val="start"/>
                     <w:rPr>
@@ -6768,6 +6814,7 @@
                   <w:pPr>
                     <w:pStyle w:val="Normal"/>
                     <w:widowControl/>
+                    <w:suppressAutoHyphens w:val="true"/>
                     <w:spacing w:before="0" w:after="0"/>
                     <w:jc w:val="start"/>
                     <w:rPr>
@@ -6790,6 +6837,37 @@
               </w:tc>
               <w:tc>
                 <w:tcPr>
+                  <w:tcW w:w="707" w:type="dxa"/>
+                  <w:tcBorders/>
+                  <w:vAlign w:val="center"/>
+                </w:tcPr>
+                <w:p>
+                  <w:pPr>
+                    <w:pStyle w:val="Normal"/>
+                    <w:widowControl/>
+                    <w:suppressAutoHyphens w:val="true"/>
+                    <w:spacing w:before="0" w:after="0"/>
+                    <w:jc w:val="start"/>
+                    <w:rPr>
+                      <w:rFonts w:ascii="Calibri" w:hAnsi="Calibri" w:cs="Calibri" w:asciiTheme="minorHAnsi" w:cstheme="minorHAnsi" w:hAnsiTheme="minorHAnsi"/>
+                      <w:sz w:val="22"/>
+                      <w:szCs w:val="22"/>
+                    </w:rPr>
+                  </w:pPr>
+                  <w:r>
+                    <w:rPr>
+                      <w:rFonts w:eastAsia="Times New Roman" w:cs="Segoe UI Symbol" w:ascii="Segoe UI Symbol" w:hAnsi="Segoe UI Symbol"/>
+                      <w:kern w:val="0"/>
+                      <w:sz w:val="22"/>
+                      <w:szCs w:val="22"/>
+                      <w:lang w:bidi="ar-SA"/>
+                    </w:rPr>
+                    <w:t>{#trainings.mentalHealthAwareness.date}☒{/trainings.mentalHealthAwareness.date}{^trainings.mentalHealthAwareness.date}☐{/trainings.mentalHealthAwareness.date}</w:t>
+                  </w:r>
+                </w:p>
+              </w:tc>
+              <w:tc>
+                <w:tcPr>
                   <w:tcW w:w="708" w:type="dxa"/>
                   <w:tcBorders/>
                   <w:vAlign w:val="center"/>
@@ -6798,6 +6876,7 @@
                   <w:pPr>
                     <w:pStyle w:val="Normal"/>
                     <w:widowControl/>
+                    <w:suppressAutoHyphens w:val="true"/>
                     <w:spacing w:before="0" w:after="0"/>
                     <w:jc w:val="start"/>
                     <w:rPr>
@@ -6814,43 +6893,13 @@
                       <w:szCs w:val="22"/>
                       <w:lang w:bidi="ar-SA"/>
                     </w:rPr>
-                    <w:t>{#trainings.mentalHealthAwareness.date}☒{/trainings.mentalHealthAwareness.date}{^trainings.mentalHealthAwareness.date}☐{/trainings.mentalHealthAwareness.date}</w:t>
-                  </w:r>
-                </w:p>
-              </w:tc>
-              <w:tc>
-                <w:tcPr>
-                  <w:tcW w:w="708" w:type="dxa"/>
-                  <w:tcBorders/>
-                  <w:vAlign w:val="center"/>
-                </w:tcPr>
-                <w:p>
-                  <w:pPr>
-                    <w:pStyle w:val="Normal"/>
-                    <w:widowControl/>
-                    <w:spacing w:before="0" w:after="0"/>
-                    <w:jc w:val="start"/>
-                    <w:rPr>
-                      <w:rFonts w:ascii="Calibri" w:hAnsi="Calibri" w:cs="Calibri" w:asciiTheme="minorHAnsi" w:cstheme="minorHAnsi" w:hAnsiTheme="minorHAnsi"/>
-                      <w:sz w:val="22"/>
-                      <w:szCs w:val="22"/>
-                    </w:rPr>
-                  </w:pPr>
-                  <w:r>
-                    <w:rPr>
-                      <w:rFonts w:eastAsia="Times New Roman" w:cs="Segoe UI Symbol" w:ascii="Segoe UI Symbol" w:hAnsi="Segoe UI Symbol"/>
-                      <w:kern w:val="0"/>
-                      <w:sz w:val="22"/>
-                      <w:szCs w:val="22"/>
-                      <w:lang w:bidi="ar-SA"/>
-                    </w:rPr>
                     <w:t>{^trainings.mentalHealthAwareness.date}☒{/trainings.mentalHealthAwareness.date}{#trainings.mentalHealthAwareness.date}☐{/trainings.mentalHealthAwareness.date}</w:t>
                   </w:r>
                 </w:p>
               </w:tc>
               <w:tc>
                 <w:tcPr>
-                  <w:tcW w:w="710" w:type="dxa"/>
+                  <w:tcW w:w="711" w:type="dxa"/>
                   <w:tcBorders/>
                   <w:shd w:color="auto" w:fill="D9D9D9" w:themeFill="background1" w:themeFillShade="d9" w:val="clear"/>
                   <w:vAlign w:val="center"/>
@@ -6859,21 +6908,20 @@
                   <w:pPr>
                     <w:pStyle w:val="Normal"/>
                     <w:widowControl/>
-                    <w:spacing w:before="0" w:after="0"/>
-                    <w:jc w:val="start"/>
-                    <w:rPr>
-                      <w:rFonts w:ascii="Calibri" w:hAnsi="Calibri" w:cs="Calibri" w:asciiTheme="minorHAnsi" w:cstheme="minorHAnsi" w:hAnsiTheme="minorHAnsi"/>
-                      <w:sz w:val="22"/>
-                      <w:szCs w:val="22"/>
-                    </w:rPr>
-                  </w:pPr>
-                  <w:r>
-                    <w:rPr>
-                      <w:rFonts w:eastAsia="Times New Roman" w:cs="Calibri" w:cstheme="minorHAnsi" w:ascii="Calibri" w:hAnsi="Calibri"/>
-                      <w:kern w:val="0"/>
-                      <w:sz w:val="22"/>
-                      <w:szCs w:val="22"/>
-                      <w:lang w:bidi="ar-SA"/>
+                    <w:suppressAutoHyphens w:val="true"/>
+                    <w:spacing w:before="0" w:after="0"/>
+                    <w:jc w:val="start"/>
+                    <w:rPr>
+                      <w:rFonts w:ascii="Calibri" w:hAnsi="Calibri" w:cs="Calibri" w:asciiTheme="minorHAnsi" w:cstheme="minorHAnsi" w:hAnsiTheme="minorHAnsi"/>
+                      <w:sz w:val="22"/>
+                      <w:szCs w:val="22"/>
+                    </w:rPr>
+                  </w:pPr>
+                  <w:r>
+                    <w:rPr>
+                      <w:rFonts w:cs="Calibri" w:cstheme="minorHAnsi" w:ascii="Calibri" w:hAnsi="Calibri"/>
+                      <w:sz w:val="22"/>
+                      <w:szCs w:val="22"/>
                     </w:rPr>
                   </w:r>
                 </w:p>
@@ -6888,6 +6936,7 @@
                   <w:pPr>
                     <w:pStyle w:val="Normal"/>
                     <w:widowControl/>
+                    <w:suppressAutoHyphens w:val="true"/>
                     <w:spacing w:before="0" w:after="0"/>
                     <w:jc w:val="start"/>
                     <w:rPr>
@@ -6922,6 +6971,7 @@
                   <w:pPr>
                     <w:pStyle w:val="Normal"/>
                     <w:widowControl/>
+                    <w:suppressAutoHyphens w:val="true"/>
                     <w:spacing w:before="0" w:after="0"/>
                     <w:jc w:val="start"/>
                     <w:rPr>
@@ -6952,21 +7002,20 @@
                   <w:pPr>
                     <w:pStyle w:val="Normal"/>
                     <w:widowControl/>
-                    <w:spacing w:before="0" w:after="0"/>
-                    <w:jc w:val="start"/>
-                    <w:rPr>
-                      <w:rFonts w:ascii="Calibri" w:hAnsi="Calibri" w:cs="Calibri" w:asciiTheme="minorHAnsi" w:cstheme="minorHAnsi" w:hAnsiTheme="minorHAnsi"/>
-                      <w:sz w:val="22"/>
-                      <w:szCs w:val="22"/>
-                    </w:rPr>
-                  </w:pPr>
-                  <w:r>
-                    <w:rPr>
-                      <w:rFonts w:eastAsia="Times New Roman" w:cs="Calibri" w:cstheme="minorHAnsi" w:ascii="Calibri" w:hAnsi="Calibri"/>
-                      <w:kern w:val="0"/>
-                      <w:sz w:val="22"/>
-                      <w:szCs w:val="22"/>
-                      <w:lang w:bidi="ar-SA"/>
+                    <w:suppressAutoHyphens w:val="true"/>
+                    <w:spacing w:before="0" w:after="0"/>
+                    <w:jc w:val="start"/>
+                    <w:rPr>
+                      <w:rFonts w:ascii="Calibri" w:hAnsi="Calibri" w:cs="Calibri" w:asciiTheme="minorHAnsi" w:cstheme="minorHAnsi" w:hAnsiTheme="minorHAnsi"/>
+                      <w:sz w:val="22"/>
+                      <w:szCs w:val="22"/>
+                    </w:rPr>
+                  </w:pPr>
+                  <w:r>
+                    <w:rPr>
+                      <w:rFonts w:cs="Calibri" w:cstheme="minorHAnsi" w:ascii="Calibri" w:hAnsi="Calibri"/>
+                      <w:sz w:val="22"/>
+                      <w:szCs w:val="22"/>
                     </w:rPr>
                   </w:r>
                 </w:p>
@@ -7049,8 +7098,8 @@
       <w:tblGrid>
         <w:gridCol w:w="2127"/>
         <w:gridCol w:w="3102"/>
-        <w:gridCol w:w="1574"/>
-        <w:gridCol w:w="3656"/>
+        <w:gridCol w:w="1573"/>
+        <w:gridCol w:w="3657"/>
       </w:tblGrid>
       <w:tr>
         <w:trPr/>
@@ -7068,6 +7117,7 @@
             <w:pPr>
               <w:pStyle w:val="Normal"/>
               <w:widowControl/>
+              <w:suppressAutoHyphens w:val="true"/>
               <w:spacing w:before="0" w:after="0"/>
               <w:jc w:val="start"/>
               <w:rPr>
@@ -7112,6 +7162,7 @@
             <w:pPr>
               <w:pStyle w:val="Normal"/>
               <w:widowControl/>
+              <w:suppressAutoHyphens w:val="true"/>
               <w:spacing w:before="0" w:after="0"/>
               <w:jc w:val="start"/>
               <w:rPr>
@@ -7134,7 +7185,7 @@
         </w:tc>
         <w:tc>
           <w:tcPr>
-            <w:tcW w:w="1574" w:type="dxa"/>
+            <w:tcW w:w="1573" w:type="dxa"/>
             <w:tcBorders>
               <w:top w:val="nil"/>
               <w:start w:val="nil"/>
@@ -7146,6 +7197,7 @@
             <w:pPr>
               <w:pStyle w:val="Normal"/>
               <w:widowControl/>
+              <w:suppressAutoHyphens w:val="true"/>
               <w:spacing w:before="0" w:after="0"/>
               <w:jc w:val="start"/>
               <w:rPr>
@@ -7168,7 +7220,7 @@
         </w:tc>
         <w:tc>
           <w:tcPr>
-            <w:tcW w:w="3656" w:type="dxa"/>
+            <w:tcW w:w="3657" w:type="dxa"/>
             <w:tcBorders>
               <w:top w:val="nil"/>
               <w:start w:val="nil"/>
@@ -7180,6 +7232,7 @@
             <w:pPr>
               <w:pStyle w:val="Normal"/>
               <w:widowControl/>
+              <w:suppressAutoHyphens w:val="true"/>
               <w:spacing w:before="0" w:after="0"/>
               <w:jc w:val="start"/>
               <w:rPr>
@@ -7219,6 +7272,7 @@
             <w:pPr>
               <w:pStyle w:val="Normal"/>
               <w:widowControl/>
+              <w:suppressAutoHyphens w:val="true"/>
               <w:spacing w:before="0" w:after="0"/>
               <w:jc w:val="start"/>
               <w:rPr>
@@ -7263,6 +7317,7 @@
             <w:pPr>
               <w:pStyle w:val="Normal"/>
               <w:widowControl/>
+              <w:suppressAutoHyphens w:val="true"/>
               <w:spacing w:before="0" w:after="0"/>
               <w:jc w:val="start"/>
               <w:rPr>
@@ -7285,7 +7340,7 @@
         </w:tc>
         <w:tc>
           <w:tcPr>
-            <w:tcW w:w="1574" w:type="dxa"/>
+            <w:tcW w:w="1573" w:type="dxa"/>
             <w:tcBorders>
               <w:top w:val="nil"/>
               <w:start w:val="nil"/>
@@ -7297,6 +7352,7 @@
             <w:pPr>
               <w:pStyle w:val="Normal"/>
               <w:widowControl/>
+              <w:suppressAutoHyphens w:val="true"/>
               <w:spacing w:before="0" w:after="0"/>
               <w:jc w:val="start"/>
               <w:rPr>
@@ -7319,7 +7375,7 @@
         </w:tc>
         <w:tc>
           <w:tcPr>
-            <w:tcW w:w="3656" w:type="dxa"/>
+            <w:tcW w:w="3657" w:type="dxa"/>
             <w:tcBorders>
               <w:top w:val="nil"/>
               <w:start w:val="nil"/>
@@ -7331,6 +7387,7 @@
             <w:pPr>
               <w:pStyle w:val="Normal"/>
               <w:widowControl/>
+              <w:suppressAutoHyphens w:val="true"/>
               <w:spacing w:before="0" w:after="0"/>
               <w:jc w:val="start"/>
               <w:rPr>
@@ -7347,7 +7404,7 @@
                 <w:szCs w:val="22"/>
                 <w:lang w:bidi="ar-SA"/>
               </w:rPr>
-              <w:t>08/08/2025</w:t>
+              <w:t>{todayDate}</w:t>
             </w:r>
           </w:p>
         </w:tc>
@@ -7986,6 +8043,7 @@
     <w:rsid w:val="008d1ece"/>
     <w:pPr>
       <w:widowControl/>
+      <w:suppressAutoHyphens w:val="true"/>
       <w:bidi w:val="0"/>
       <w:spacing w:before="0" w:after="0"/>
       <w:jc w:val="start"/>
@@ -8212,6 +8270,13 @@
       <w:lang w:val="en-GB" w:eastAsia="en-GB"/>
     </w:rPr>
   </w:style>
+  <w:style w:type="paragraph" w:styleId="FrameContentsuser">
+    <w:name w:val="Frame Contents (user)"/>
+    <w:basedOn w:val="Normal"/>
+    <w:qFormat/>
+    <w:pPr/>
+    <w:rPr/>
+  </w:style>
   <w:style w:type="paragraph" w:styleId="FrameContents">
     <w:name w:val="Frame Contents"/>
     <w:basedOn w:val="Normal"/>
